--- a/arb/docx/36.content.docx
+++ b/arb/docx/36.content.docx
@@ -9,6 +9,8 @@
       </w:pPr>
       <w:r>
         <w:rPr>
+          <w:rtl/>
+          <w:cs/>
           <w:lang w:val="ar_AE" w:bidi="ar_AE"/>
         </w:rPr>
       </w:r>
@@ -20,12 +22,16 @@
       </w:pPr>
       <w:r>
         <w:rPr>
+          <w:rtl/>
+          <w:cs/>
           <w:lang w:val="ar_AE" w:bidi="ar_AE"/>
         </w:rPr>
         <w:t>Resource: Biblica Open New Arabic Version 2012</w:t>
       </w:r>
       <w:r>
         <w:rPr>
+          <w:rtl/>
+          <w:cs/>
           <w:lang w:val="ar_AE" w:bidi="ar_AE"/>
         </w:rPr>
       </w:r>
@@ -36,37 +42,33 @@
       </w:pPr>
       <w:r>
         <w:rPr>
+          <w:rtl/>
+          <w:cs/>
           <w:lang w:val="ar_AE" w:bidi="ar_AE"/>
         </w:rPr>
       </w:r>
       <w:r>
         <w:rPr>
           <w:b/>
+          <w:rtl/>
+          <w:cs/>
           <w:lang w:val="ar_AE" w:bidi="ar_AE"/>
         </w:rPr>
         <w:t>Biblica Open New Arabic Version 2012</w:t>
       </w:r>
       <w:r>
         <w:rPr>
-          <w:lang w:val="ar_AE" w:bidi="ar_AE"/>
-        </w:rPr>
-        <w:t xml:space="preserve"> (Arabic) is based on: </w:t>
-      </w:r>
-      <w:r>
-        <w:rPr>
-          <w:lang w:val="ar_AE" w:bidi="ar_AE"/>
-        </w:rPr>
-        <w:t>Biblica Open New Arabic Version 2012</w:t>
-      </w:r>
-      <w:r>
-        <w:rPr>
-          <w:lang w:val="ar_AE" w:bidi="ar_AE"/>
-        </w:rPr>
-        <w:t xml:space="preserve">, </w:t>
+          <w:rtl/>
+          <w:cs/>
+          <w:lang w:val="ar_AE" w:bidi="ar_AE"/>
+        </w:rPr>
+        <w:t xml:space="preserve"> © </w:t>
       </w:r>
       <w:hyperlink r:id="rId13">
         <w:r>
           <w:rPr>
+            <w:rtl/>
+            <w:cs/>
             <w:lang w:val="ar_AE" w:bidi="ar_AE"/>
           </w:rPr>
           <w:rPr>
@@ -78,13 +80,17 @@
       </w:hyperlink>
       <w:r>
         <w:rPr>
-          <w:lang w:val="ar_AE" w:bidi="ar_AE"/>
-        </w:rPr>
-        <w:t xml:space="preserve">, None, which is licensed under a </w:t>
+          <w:rtl/>
+          <w:cs/>
+          <w:lang w:val="ar_AE" w:bidi="ar_AE"/>
+        </w:rPr>
+        <w:t xml:space="preserve">, licensed under a </w:t>
       </w:r>
       <w:hyperlink r:id="rId14">
         <w:r>
           <w:rPr>
+            <w:rtl/>
+            <w:cs/>
             <w:lang w:val="ar_AE" w:bidi="ar_AE"/>
           </w:rPr>
           <w:rPr>
@@ -96,38 +102,23 @@
       </w:hyperlink>
       <w:r>
         <w:rPr>
+          <w:rtl/>
+          <w:cs/>
           <w:lang w:val="ar_AE" w:bidi="ar_AE"/>
         </w:rPr>
         <w:t>.</w:t>
       </w:r>
       <w:r>
         <w:rPr>
-          <w:lang w:val="ar_AE" w:bidi="ar_AE"/>
-        </w:rPr>
-      </w:r>
-    </w:p>
-    <w:p>
-      <w:pPr>
-        <w:bidi/>
-      </w:pPr>
-      <w:r>
-        <w:rPr>
-          <w:lang w:val="ar_AE" w:bidi="ar_AE"/>
-        </w:rPr>
-      </w:r>
-      <w:r>
-        <w:rPr>
-          <w:lang w:val="ar_AE" w:bidi="ar_AE"/>
-        </w:rPr>
-        <w:t>This PDF version is provided under the same license.</w:t>
-      </w:r>
-      <w:r>
-        <w:rPr>
-          <w:lang w:val="ar_AE" w:bidi="ar_AE"/>
-        </w:rPr>
-      </w:r>
-      <w:r>
-        <w:rPr>
+          <w:rtl/>
+          <w:cs/>
+          <w:lang w:val="ar_AE" w:bidi="ar_AE"/>
+        </w:rPr>
+      </w:r>
+      <w:r>
+        <w:rPr>
+          <w:rtl/>
+          <w:cs/>
           <w:lang w:val="ar_AE" w:bidi="ar_AE"/>
         </w:rPr>
       </w:r>
@@ -139,6 +130,8 @@
       </w:pPr>
       <w:r>
         <w:rPr>
+          <w:rtl/>
+          <w:cs/>
           <w:lang w:val="ar_AE" w:bidi="ar_AE"/>
         </w:rPr>
         <w:t>Biblica Open New Arabic Version 2012</w:t>
@@ -168,6 +161,8 @@
       </w:pPr>
       <w:r>
         <w:rPr>
+          <w:rtl/>
+          <w:cs/>
           <w:lang w:val="ar_AE" w:bidi="ar_AE"/>
         </w:rPr>
       </w:r>
@@ -179,6 +174,8 @@
       </w:pPr>
       <w:r>
         <w:rPr>
+          <w:rtl/>
+          <w:cs/>
           <w:lang w:val="ar_AE" w:bidi="ar_AE"/>
         </w:rPr>
       </w:r>
@@ -189,22 +186,30 @@
       </w:pPr>
       <w:r>
         <w:rPr>
-          <w:lang w:val="ar_AE" w:bidi="ar_AE"/>
-        </w:rPr>
-      </w:r>
-      <w:r>
-        <w:rPr>
+          <w:rtl/>
+          <w:cs/>
+          <w:lang w:val="ar_AE" w:bidi="ar_AE"/>
+        </w:rPr>
+      </w:r>
+      <w:r>
+        <w:rPr>
+          <w:rtl/>
+          <w:cs/>
           <w:lang w:val="ar_AE" w:bidi="ar_AE"/>
         </w:rPr>
         <w:t xml:space="preserve"> </w:t>
       </w:r>
       <w:r>
         <w:rPr>
-          <w:lang w:val="ar_AE" w:bidi="ar_AE"/>
-        </w:rPr>
-      </w:r>
-      <w:r>
-        <w:rPr>
+          <w:rtl/>
+          <w:cs/>
+          <w:lang w:val="ar_AE" w:bidi="ar_AE"/>
+        </w:rPr>
+      </w:r>
+      <w:r>
+        <w:rPr>
+          <w:rtl/>
+          <w:cs/>
           <w:lang w:val="ar_AE" w:bidi="ar_AE"/>
         </w:rPr>
       </w:r>
@@ -226,27 +231,21 @@
     </w:p>
     <w:p>
       <w:pPr>
-        <w:bidi/>
-      </w:pPr>
-      <w:r>
-        <w:rPr>
-          <w:lang w:val="ar_AE" w:bidi="ar_AE"/>
-        </w:rPr>
-      </w:r>
-    </w:p>
-    <w:p>
-      <w:pPr>
         <w:pStyle w:val="Heading2"/>
         <w:bidi/>
       </w:pPr>
       <w:r>
         <w:rPr>
-          <w:lang w:val="ar_AE" w:bidi="ar_AE"/>
-        </w:rPr>
-        <w:t>Zephaniah 1:1</w:t>
-      </w:r>
-      <w:r>
-        <w:rPr>
+          <w:rtl/>
+          <w:cs/>
+          <w:lang w:val="ar_AE" w:bidi="ar_AE"/>
+        </w:rPr>
+        <w:t>صفنيا 1:1</w:t>
+      </w:r>
+      <w:r>
+        <w:rPr>
+          <w:rtl/>
+          <w:cs/>
           <w:lang w:val="ar_AE" w:bidi="ar_AE"/>
         </w:rPr>
       </w:r>
@@ -257,32 +256,28 @@
       </w:pPr>
       <w:r>
         <w:rPr>
+          <w:rtl/>
+          <w:cs/>
           <w:lang w:val="ar_AE" w:bidi="ar_AE"/>
         </w:rPr>
       </w:r>
       <w:r>
         <w:rPr>
           <w:vertAlign w:val="superscript"/>
+          <w:rtl/>
+          <w:cs/>
           <w:lang w:val="ar_AE" w:bidi="ar_AE"/>
         </w:rPr>
         <w:t>1</w:t>
       </w:r>
       <w:r>
         <w:rPr>
+          <w:rtl/>
+          <w:cs/>
           <w:lang w:val="ar_AE" w:bidi="ar_AE"/>
         </w:rPr>
         <w:t xml:space="preserve"> هَذِهِ كَلِمَةُ الرَّبِّ الَّتِي أَوْحَى بِها إِلَى صَفَنْيَا بْنِ كُوشِي بْنِ جَدَلْيَا بْنِ أَمَرِيَا بْنِ حَزَقِيَّا، فِي عَهْدِ حُكْمِ يُوشِيَّا بْنِ آمُونَ مَلِكِ يَهُوذَا.</w:t>
       </w:r>
-      <w:r>
-        <w:rPr>
-          <w:lang w:val="ar_AE" w:bidi="ar_AE"/>
-        </w:rPr>
-      </w:r>
-      <w:r>
-        <w:rPr>
-          <w:lang w:val="ar_AE" w:bidi="ar_AE"/>
-        </w:rPr>
-      </w:r>
     </w:p>
     <w:p>
       <w:pPr>
@@ -290,8 +285,27 @@
       </w:pPr>
       <w:r>
         <w:rPr>
-          <w:lang w:val="ar_AE" w:bidi="ar_AE"/>
-        </w:rPr>
+          <w:rtl/>
+          <w:cs/>
+          <w:lang w:val="ar_AE" w:bidi="ar_AE"/>
+        </w:rPr>
+      </w:r>
+      <w:r>
+        <w:rPr>
+          <w:vertAlign w:val="superscript"/>
+          <w:rtl/>
+          <w:cs/>
+          <w:lang w:val="ar_AE" w:bidi="ar_AE"/>
+        </w:rPr>
+        <w:t>2</w:t>
+      </w:r>
+      <w:r>
+        <w:rPr>
+          <w:rtl/>
+          <w:cs/>
+          <w:lang w:val="ar_AE" w:bidi="ar_AE"/>
+        </w:rPr>
+        <w:t xml:space="preserve"> يَقُولُ الرَّبُّ: «سَأَمْحُو مَحْواً كُلَّ شَيْءٍ عَنْ وَجْهِ الأَرْضِ.</w:t>
       </w:r>
     </w:p>
     <w:p>
@@ -300,31 +314,27 @@
       </w:pPr>
       <w:r>
         <w:rPr>
+          <w:rtl/>
+          <w:cs/>
           <w:lang w:val="ar_AE" w:bidi="ar_AE"/>
         </w:rPr>
       </w:r>
       <w:r>
         <w:rPr>
           <w:vertAlign w:val="superscript"/>
-          <w:lang w:val="ar_AE" w:bidi="ar_AE"/>
-        </w:rPr>
-        <w:t>2</w:t>
-      </w:r>
-      <w:r>
-        <w:rPr>
-          <w:lang w:val="ar_AE" w:bidi="ar_AE"/>
-        </w:rPr>
-        <w:t xml:space="preserve"> يَقُولُ الرَّبُّ: «سَأَمْحُو مَحْواً كُلَّ شَيْءٍ عَنْ وَجْهِ الأَرْضِ.</w:t>
-      </w:r>
-      <w:r>
-        <w:rPr>
-          <w:lang w:val="ar_AE" w:bidi="ar_AE"/>
-        </w:rPr>
-      </w:r>
-      <w:r>
-        <w:rPr>
-          <w:lang w:val="ar_AE" w:bidi="ar_AE"/>
-        </w:rPr>
+          <w:rtl/>
+          <w:cs/>
+          <w:lang w:val="ar_AE" w:bidi="ar_AE"/>
+        </w:rPr>
+        <w:t>3</w:t>
+      </w:r>
+      <w:r>
+        <w:rPr>
+          <w:rtl/>
+          <w:cs/>
+          <w:lang w:val="ar_AE" w:bidi="ar_AE"/>
+        </w:rPr>
+        <w:t xml:space="preserve"> أُبِيدُ الإِنْسَانَ وَالْحَيَوَانَ وَطُيُورَ السَّمَاءِ وَسَمَكَ الْبَحْرِ، وَأَقْضِي عَلَى الأَشْرَارِ وَمَعَاثِرِهِمْ، وَأَسْتَأْصِلُ الْبَشَرَ عَنْ وَجْهِ الأَرْضِ، يَقُولُ الرَّبُّ.</w:t>
       </w:r>
     </w:p>
     <w:p>
@@ -333,8 +343,27 @@
       </w:pPr>
       <w:r>
         <w:rPr>
-          <w:lang w:val="ar_AE" w:bidi="ar_AE"/>
-        </w:rPr>
+          <w:rtl/>
+          <w:cs/>
+          <w:lang w:val="ar_AE" w:bidi="ar_AE"/>
+        </w:rPr>
+      </w:r>
+      <w:r>
+        <w:rPr>
+          <w:vertAlign w:val="superscript"/>
+          <w:rtl/>
+          <w:cs/>
+          <w:lang w:val="ar_AE" w:bidi="ar_AE"/>
+        </w:rPr>
+        <w:t>4</w:t>
+      </w:r>
+      <w:r>
+        <w:rPr>
+          <w:rtl/>
+          <w:cs/>
+          <w:lang w:val="ar_AE" w:bidi="ar_AE"/>
+        </w:rPr>
+        <w:t xml:space="preserve"> أَمُدُّ يَدِي لأُعَاقِبَ يَهُوذَا وَكُلَّ أَهْلِ أُورُشَلِيمَ، وَأُفْنِي مِنْ هَذَا الْمَوْضِعِ بَقِيَّةَ عَبَدَةِ الْبَعْلِ، وَكُلَّ كَهَنَةِ الْوَثَنِ.</w:t>
       </w:r>
     </w:p>
     <w:p>
@@ -343,31 +372,27 @@
       </w:pPr>
       <w:r>
         <w:rPr>
+          <w:rtl/>
+          <w:cs/>
           <w:lang w:val="ar_AE" w:bidi="ar_AE"/>
         </w:rPr>
       </w:r>
       <w:r>
         <w:rPr>
           <w:vertAlign w:val="superscript"/>
-          <w:lang w:val="ar_AE" w:bidi="ar_AE"/>
-        </w:rPr>
-        <w:t>3</w:t>
-      </w:r>
-      <w:r>
-        <w:rPr>
-          <w:lang w:val="ar_AE" w:bidi="ar_AE"/>
-        </w:rPr>
-        <w:t xml:space="preserve"> أُبِيدُ الإِنْسَانَ وَالْحَيَوَانَ وَطُيُورَ السَّمَاءِ وَسَمَكَ الْبَحْرِ، وَأَقْضِي عَلَى الأَشْرَارِ وَمَعَاثِرِهِمْ، وَأَسْتَأْصِلُ الْبَشَرَ عَنْ وَجْهِ الأَرْضِ، يَقُولُ الرَّبُّ.</w:t>
-      </w:r>
-      <w:r>
-        <w:rPr>
-          <w:lang w:val="ar_AE" w:bidi="ar_AE"/>
-        </w:rPr>
-      </w:r>
-      <w:r>
-        <w:rPr>
-          <w:lang w:val="ar_AE" w:bidi="ar_AE"/>
-        </w:rPr>
+          <w:rtl/>
+          <w:cs/>
+          <w:lang w:val="ar_AE" w:bidi="ar_AE"/>
+        </w:rPr>
+        <w:t>5</w:t>
+      </w:r>
+      <w:r>
+        <w:rPr>
+          <w:rtl/>
+          <w:cs/>
+          <w:lang w:val="ar_AE" w:bidi="ar_AE"/>
+        </w:rPr>
+        <w:t xml:space="preserve"> وَالَّذِينَ يَصْعَدُونَ إِلَى السُّطُوحِ لِلسُّجُودِ لِكَوَاكِبِ السَّمَاءِ، وَالَّذِينَ يَجْثُونَ عَابِدِينَ الرَّبَّ حَالِفِينَ بِاسْمِهِ، وَبِاسْمِ مَلْكُومَ أَيْضاً.</w:t>
       </w:r>
     </w:p>
     <w:p>
@@ -376,8 +401,27 @@
       </w:pPr>
       <w:r>
         <w:rPr>
-          <w:lang w:val="ar_AE" w:bidi="ar_AE"/>
-        </w:rPr>
+          <w:rtl/>
+          <w:cs/>
+          <w:lang w:val="ar_AE" w:bidi="ar_AE"/>
+        </w:rPr>
+      </w:r>
+      <w:r>
+        <w:rPr>
+          <w:vertAlign w:val="superscript"/>
+          <w:rtl/>
+          <w:cs/>
+          <w:lang w:val="ar_AE" w:bidi="ar_AE"/>
+        </w:rPr>
+        <w:t>6</w:t>
+      </w:r>
+      <w:r>
+        <w:rPr>
+          <w:rtl/>
+          <w:cs/>
+          <w:lang w:val="ar_AE" w:bidi="ar_AE"/>
+        </w:rPr>
+        <w:t xml:space="preserve"> وَالَّذِينَ ارْتَدُّوا عَنِ اتِّبَاعِ الرَّبِّ، وَالَّذِينَ كَفُّوا عَنْ طَلَبِهِ وَالْتِمَاسِهِ.</w:t>
       </w:r>
     </w:p>
     <w:p>
@@ -386,31 +430,27 @@
       </w:pPr>
       <w:r>
         <w:rPr>
+          <w:rtl/>
+          <w:cs/>
           <w:lang w:val="ar_AE" w:bidi="ar_AE"/>
         </w:rPr>
       </w:r>
       <w:r>
         <w:rPr>
           <w:vertAlign w:val="superscript"/>
-          <w:lang w:val="ar_AE" w:bidi="ar_AE"/>
-        </w:rPr>
-        <w:t>4</w:t>
-      </w:r>
-      <w:r>
-        <w:rPr>
-          <w:lang w:val="ar_AE" w:bidi="ar_AE"/>
-        </w:rPr>
-        <w:t xml:space="preserve"> أَمُدُّ يَدِي لأُعَاقِبَ يَهُوذَا وَكُلَّ أَهْلِ أُورُشَلِيمَ، وَأُفْنِي مِنْ هَذَا الْمَوْضِعِ بَقِيَّةَ عَبَدَةِ الْبَعْلِ، وَكُلَّ كَهَنَةِ الْوَثَنِ.</w:t>
-      </w:r>
-      <w:r>
-        <w:rPr>
-          <w:lang w:val="ar_AE" w:bidi="ar_AE"/>
-        </w:rPr>
-      </w:r>
-      <w:r>
-        <w:rPr>
-          <w:lang w:val="ar_AE" w:bidi="ar_AE"/>
-        </w:rPr>
+          <w:rtl/>
+          <w:cs/>
+          <w:lang w:val="ar_AE" w:bidi="ar_AE"/>
+        </w:rPr>
+        <w:t>7</w:t>
+      </w:r>
+      <w:r>
+        <w:rPr>
+          <w:rtl/>
+          <w:cs/>
+          <w:lang w:val="ar_AE" w:bidi="ar_AE"/>
+        </w:rPr>
+        <w:t xml:space="preserve"> اصْمُتُوا فِي مَحْضَرِ السَّيِّدِ الرَّبِّ لأَنَّ يَوْمَ الرَّبِّ بَاتَ وَشِيكاً. قَدْ أَعَدَّ الرَّبُّ ذَبِيحَةً وَقَدَّسَ مَدْعُوِّيهِ.</w:t>
       </w:r>
     </w:p>
     <w:p>
@@ -419,8 +459,27 @@
       </w:pPr>
       <w:r>
         <w:rPr>
-          <w:lang w:val="ar_AE" w:bidi="ar_AE"/>
-        </w:rPr>
+          <w:rtl/>
+          <w:cs/>
+          <w:lang w:val="ar_AE" w:bidi="ar_AE"/>
+        </w:rPr>
+      </w:r>
+      <w:r>
+        <w:rPr>
+          <w:vertAlign w:val="superscript"/>
+          <w:rtl/>
+          <w:cs/>
+          <w:lang w:val="ar_AE" w:bidi="ar_AE"/>
+        </w:rPr>
+        <w:t>8</w:t>
+      </w:r>
+      <w:r>
+        <w:rPr>
+          <w:rtl/>
+          <w:cs/>
+          <w:lang w:val="ar_AE" w:bidi="ar_AE"/>
+        </w:rPr>
+        <w:t xml:space="preserve"> فَيَكُونُ فِي يَوْمِ ذَبِيحَةِ الرَّبِّ أَنِّي أُعَاقِبُ الرُّؤَسَاءَ وَأَبْنَاءَ الْمَلِكِ وَكُلَّ مَنْ يَرْتَدِي ثِيَاباً غَرِيبَةً وَثَنِيَّةً.</w:t>
       </w:r>
     </w:p>
     <w:p>
@@ -429,31 +488,27 @@
       </w:pPr>
       <w:r>
         <w:rPr>
+          <w:rtl/>
+          <w:cs/>
           <w:lang w:val="ar_AE" w:bidi="ar_AE"/>
         </w:rPr>
       </w:r>
       <w:r>
         <w:rPr>
           <w:vertAlign w:val="superscript"/>
-          <w:lang w:val="ar_AE" w:bidi="ar_AE"/>
-        </w:rPr>
-        <w:t>5</w:t>
-      </w:r>
-      <w:r>
-        <w:rPr>
-          <w:lang w:val="ar_AE" w:bidi="ar_AE"/>
-        </w:rPr>
-        <w:t xml:space="preserve"> وَالَّذِينَ يَصْعَدُونَ إِلَى السُّطُوحِ لِلسُّجُودِ لِكَوَاكِبِ السَّمَاءِ، وَالَّذِينَ يَجْثُونَ عَابِدِينَ الرَّبَّ حَالِفِينَ بِاسْمِهِ، وَبِاسْمِ مَلْكُومَ أَيْضاً.</w:t>
-      </w:r>
-      <w:r>
-        <w:rPr>
-          <w:lang w:val="ar_AE" w:bidi="ar_AE"/>
-        </w:rPr>
-      </w:r>
-      <w:r>
-        <w:rPr>
-          <w:lang w:val="ar_AE" w:bidi="ar_AE"/>
-        </w:rPr>
+          <w:rtl/>
+          <w:cs/>
+          <w:lang w:val="ar_AE" w:bidi="ar_AE"/>
+        </w:rPr>
+        <w:t>9</w:t>
+      </w:r>
+      <w:r>
+        <w:rPr>
+          <w:rtl/>
+          <w:cs/>
+          <w:lang w:val="ar_AE" w:bidi="ar_AE"/>
+        </w:rPr>
+        <w:t xml:space="preserve"> وَأُعَاقِبُ فِي ذَلِكَ الْيَوْمِ كُلَّ الَّذِينَ يَقْفِزُونَ مِنْ فَوْقِ عَتَبَةِ الْهَيْكَلِ (عَلَى غِرَارِ كَهَنَةِ دَاجُونَ)، الَّذِينَ يَمْلأُونَ بَيْتَ سَيِّدِهِمْ جَوْراً وَنَهْباً.</w:t>
       </w:r>
     </w:p>
     <w:p>
@@ -462,8 +517,27 @@
       </w:pPr>
       <w:r>
         <w:rPr>
-          <w:lang w:val="ar_AE" w:bidi="ar_AE"/>
-        </w:rPr>
+          <w:rtl/>
+          <w:cs/>
+          <w:lang w:val="ar_AE" w:bidi="ar_AE"/>
+        </w:rPr>
+      </w:r>
+      <w:r>
+        <w:rPr>
+          <w:vertAlign w:val="superscript"/>
+          <w:rtl/>
+          <w:cs/>
+          <w:lang w:val="ar_AE" w:bidi="ar_AE"/>
+        </w:rPr>
+        <w:t>10</w:t>
+      </w:r>
+      <w:r>
+        <w:rPr>
+          <w:rtl/>
+          <w:cs/>
+          <w:lang w:val="ar_AE" w:bidi="ar_AE"/>
+        </w:rPr>
+        <w:t xml:space="preserve"> وَيَقُولُ الرَّبُّ: فِي ذَلِكَ الْيَوْمِ تَتَرَدَّدُ صَرْخَةٌ مِنْ بَابِ السَّمَكِ وَوَلْوَلَةٌ مِنَ الْحَيِّ الثَّانِي، وَيُدَوِّي صَوْتُ تَحْطِيمٍ فِي التِّلالِ.</w:t>
       </w:r>
     </w:p>
     <w:p>
@@ -472,31 +546,27 @@
       </w:pPr>
       <w:r>
         <w:rPr>
+          <w:rtl/>
+          <w:cs/>
           <w:lang w:val="ar_AE" w:bidi="ar_AE"/>
         </w:rPr>
       </w:r>
       <w:r>
         <w:rPr>
           <w:vertAlign w:val="superscript"/>
-          <w:lang w:val="ar_AE" w:bidi="ar_AE"/>
-        </w:rPr>
-        <w:t>6</w:t>
-      </w:r>
-      <w:r>
-        <w:rPr>
-          <w:lang w:val="ar_AE" w:bidi="ar_AE"/>
-        </w:rPr>
-        <w:t xml:space="preserve"> وَالَّذِينَ ارْتَدُّوا عَنِ اتِّبَاعِ الرَّبِّ، وَالَّذِينَ كَفُّوا عَنْ طَلَبِهِ وَالْتِمَاسِهِ.</w:t>
-      </w:r>
-      <w:r>
-        <w:rPr>
-          <w:lang w:val="ar_AE" w:bidi="ar_AE"/>
-        </w:rPr>
-      </w:r>
-      <w:r>
-        <w:rPr>
-          <w:lang w:val="ar_AE" w:bidi="ar_AE"/>
-        </w:rPr>
+          <w:rtl/>
+          <w:cs/>
+          <w:lang w:val="ar_AE" w:bidi="ar_AE"/>
+        </w:rPr>
+        <w:t>11</w:t>
+      </w:r>
+      <w:r>
+        <w:rPr>
+          <w:rtl/>
+          <w:cs/>
+          <w:lang w:val="ar_AE" w:bidi="ar_AE"/>
+        </w:rPr>
+        <w:t xml:space="preserve"> وَلْوِلُوا يَا سُكَّانَ دَائِرَةِ السُّوقِ، لأَنَّ تُجَّارَكُمْ يَبِيدُونَ، وَكُلَّ الْمُتَاجِرِينَ بِالْفِضَّةِ قَدِ اسْتُؤْصِلُوا.</w:t>
       </w:r>
     </w:p>
     <w:p>
@@ -505,8 +575,27 @@
       </w:pPr>
       <w:r>
         <w:rPr>
-          <w:lang w:val="ar_AE" w:bidi="ar_AE"/>
-        </w:rPr>
+          <w:rtl/>
+          <w:cs/>
+          <w:lang w:val="ar_AE" w:bidi="ar_AE"/>
+        </w:rPr>
+      </w:r>
+      <w:r>
+        <w:rPr>
+          <w:vertAlign w:val="superscript"/>
+          <w:rtl/>
+          <w:cs/>
+          <w:lang w:val="ar_AE" w:bidi="ar_AE"/>
+        </w:rPr>
+        <w:t>12</w:t>
+      </w:r>
+      <w:r>
+        <w:rPr>
+          <w:rtl/>
+          <w:cs/>
+          <w:lang w:val="ar_AE" w:bidi="ar_AE"/>
+        </w:rPr>
+        <w:t xml:space="preserve"> فِي ذَلِكَ الْوَقْتِ أُفَتِّشُ أُورُشَلِيمَ بِمِصْبَاحٍ، وَأُعَاقِبُ النَّاسَ الْمُتَرَبِّعِينَ فَوْقَ قَاذُورَاتِهِمْ، الْقَائِلِينَ فِي قُلُوبِهِمْ: إِنَّ الرَّبَّ لَا يَضُرُّ وَلا يَنْفَعُ.</w:t>
       </w:r>
     </w:p>
     <w:p>
@@ -515,31 +604,27 @@
       </w:pPr>
       <w:r>
         <w:rPr>
+          <w:rtl/>
+          <w:cs/>
           <w:lang w:val="ar_AE" w:bidi="ar_AE"/>
         </w:rPr>
       </w:r>
       <w:r>
         <w:rPr>
           <w:vertAlign w:val="superscript"/>
-          <w:lang w:val="ar_AE" w:bidi="ar_AE"/>
-        </w:rPr>
-        <w:t>7</w:t>
-      </w:r>
-      <w:r>
-        <w:rPr>
-          <w:lang w:val="ar_AE" w:bidi="ar_AE"/>
-        </w:rPr>
-        <w:t xml:space="preserve"> اصْمُتُوا فِي مَحْضَرِ السَّيِّدِ الرَّبِّ لأَنَّ يَوْمَ الرَّبِّ بَاتَ وَشِيكاً. قَدْ أَعَدَّ الرَّبُّ ذَبِيحَةً وَقَدَّسَ مَدْعُوِّيهِ.</w:t>
-      </w:r>
-      <w:r>
-        <w:rPr>
-          <w:lang w:val="ar_AE" w:bidi="ar_AE"/>
-        </w:rPr>
-      </w:r>
-      <w:r>
-        <w:rPr>
-          <w:lang w:val="ar_AE" w:bidi="ar_AE"/>
-        </w:rPr>
+          <w:rtl/>
+          <w:cs/>
+          <w:lang w:val="ar_AE" w:bidi="ar_AE"/>
+        </w:rPr>
+        <w:t>13</w:t>
+      </w:r>
+      <w:r>
+        <w:rPr>
+          <w:rtl/>
+          <w:cs/>
+          <w:lang w:val="ar_AE" w:bidi="ar_AE"/>
+        </w:rPr>
+        <w:t xml:space="preserve"> فَتُصْبِحُ ثَرْوَتُهُمْ غَنِيمَةً، وَبُيُوتُهُمْ خَرَاباً. يُشَيِّدُونَ بُيُوتاً وَلا يَسْكُنُونَ فِيهَا، وَيَغْرِسُونَ كُرُوماً وَلا يَشْرَبُونَ مِنْ خَمْرِهَا.</w:t>
       </w:r>
     </w:p>
     <w:p>
@@ -548,8 +633,27 @@
       </w:pPr>
       <w:r>
         <w:rPr>
-          <w:lang w:val="ar_AE" w:bidi="ar_AE"/>
-        </w:rPr>
+          <w:rtl/>
+          <w:cs/>
+          <w:lang w:val="ar_AE" w:bidi="ar_AE"/>
+        </w:rPr>
+      </w:r>
+      <w:r>
+        <w:rPr>
+          <w:vertAlign w:val="superscript"/>
+          <w:rtl/>
+          <w:cs/>
+          <w:lang w:val="ar_AE" w:bidi="ar_AE"/>
+        </w:rPr>
+        <w:t>14</w:t>
+      </w:r>
+      <w:r>
+        <w:rPr>
+          <w:rtl/>
+          <w:cs/>
+          <w:lang w:val="ar_AE" w:bidi="ar_AE"/>
+        </w:rPr>
+        <w:t xml:space="preserve"> إِنَّ يَوْمَ الرَّبِّ الْعَظِيمِ قَرِيبٌ، وَشِيكٌ وَسَرِيعٌ جِدّاً. دَوِيُّ يَوْمِ الرَّبِّ مُخِيفٌ، فِيهِ يَصْرُخُ الْجَبَّارُ مُرْتَعِباً.</w:t>
       </w:r>
     </w:p>
     <w:p>
@@ -558,31 +662,27 @@
       </w:pPr>
       <w:r>
         <w:rPr>
+          <w:rtl/>
+          <w:cs/>
           <w:lang w:val="ar_AE" w:bidi="ar_AE"/>
         </w:rPr>
       </w:r>
       <w:r>
         <w:rPr>
           <w:vertAlign w:val="superscript"/>
-          <w:lang w:val="ar_AE" w:bidi="ar_AE"/>
-        </w:rPr>
-        <w:t>8</w:t>
-      </w:r>
-      <w:r>
-        <w:rPr>
-          <w:lang w:val="ar_AE" w:bidi="ar_AE"/>
-        </w:rPr>
-        <w:t xml:space="preserve"> فَيَكُونُ فِي يَوْمِ ذَبِيحَةِ الرَّبِّ أَنِّي أُعَاقِبُ الرُّؤَسَاءَ وَأَبْنَاءَ الْمَلِكِ وَكُلَّ مَنْ يَرْتَدِي ثِيَاباً غَرِيبَةً وَثَنِيَّةً.</w:t>
-      </w:r>
-      <w:r>
-        <w:rPr>
-          <w:lang w:val="ar_AE" w:bidi="ar_AE"/>
-        </w:rPr>
-      </w:r>
-      <w:r>
-        <w:rPr>
-          <w:lang w:val="ar_AE" w:bidi="ar_AE"/>
-        </w:rPr>
+          <w:rtl/>
+          <w:cs/>
+          <w:lang w:val="ar_AE" w:bidi="ar_AE"/>
+        </w:rPr>
+        <w:t>15</w:t>
+      </w:r>
+      <w:r>
+        <w:rPr>
+          <w:rtl/>
+          <w:cs/>
+          <w:lang w:val="ar_AE" w:bidi="ar_AE"/>
+        </w:rPr>
+        <w:t xml:space="preserve"> يَوْمُ غَضَبٍ هُوَ ذَلِكَ الْيَوْمُ، يَوْمُ ضِيقٍ وَعَذَابٍ، يَوْمُ خَرَابٍ وَدَمَارٍ، يَوْمُ ظُلْمَةٍ وَاكْتِئَابٍ، يَوْمُ غُيُومٍ وَقَتَامٍ.</w:t>
       </w:r>
     </w:p>
     <w:p>
@@ -591,8 +691,27 @@
       </w:pPr>
       <w:r>
         <w:rPr>
-          <w:lang w:val="ar_AE" w:bidi="ar_AE"/>
-        </w:rPr>
+          <w:rtl/>
+          <w:cs/>
+          <w:lang w:val="ar_AE" w:bidi="ar_AE"/>
+        </w:rPr>
+      </w:r>
+      <w:r>
+        <w:rPr>
+          <w:vertAlign w:val="superscript"/>
+          <w:rtl/>
+          <w:cs/>
+          <w:lang w:val="ar_AE" w:bidi="ar_AE"/>
+        </w:rPr>
+        <w:t>16</w:t>
+      </w:r>
+      <w:r>
+        <w:rPr>
+          <w:rtl/>
+          <w:cs/>
+          <w:lang w:val="ar_AE" w:bidi="ar_AE"/>
+        </w:rPr>
+        <w:t xml:space="preserve"> يَوْمُ دَوِيِّ بُوقٍ وَصَيْحَةِ قِتَالٍ ضِدَّ الْمُدُنِ الْحَصِينَةِ وَالْبُرُوجِ الشَّامِخَةِ.</w:t>
       </w:r>
     </w:p>
     <w:p>
@@ -601,31 +720,27 @@
       </w:pPr>
       <w:r>
         <w:rPr>
+          <w:rtl/>
+          <w:cs/>
           <w:lang w:val="ar_AE" w:bidi="ar_AE"/>
         </w:rPr>
       </w:r>
       <w:r>
         <w:rPr>
           <w:vertAlign w:val="superscript"/>
-          <w:lang w:val="ar_AE" w:bidi="ar_AE"/>
-        </w:rPr>
-        <w:t>9</w:t>
-      </w:r>
-      <w:r>
-        <w:rPr>
-          <w:lang w:val="ar_AE" w:bidi="ar_AE"/>
-        </w:rPr>
-        <w:t xml:space="preserve"> وَأُعَاقِبُ فِي ذَلِكَ الْيَوْمِ كُلَّ الَّذِينَ يَقْفِزُونَ مِنْ فَوْقِ عَتَبَةِ الْهَيْكَلِ (عَلَى غِرَارِ كَهَنَةِ دَاجُونَ)، الَّذِينَ يَمْلأُونَ بَيْتَ سَيِّدِهِمْ جَوْراً وَنَهْباً.</w:t>
-      </w:r>
-      <w:r>
-        <w:rPr>
-          <w:lang w:val="ar_AE" w:bidi="ar_AE"/>
-        </w:rPr>
-      </w:r>
-      <w:r>
-        <w:rPr>
-          <w:lang w:val="ar_AE" w:bidi="ar_AE"/>
-        </w:rPr>
+          <w:rtl/>
+          <w:cs/>
+          <w:lang w:val="ar_AE" w:bidi="ar_AE"/>
+        </w:rPr>
+        <w:t>17</w:t>
+      </w:r>
+      <w:r>
+        <w:rPr>
+          <w:rtl/>
+          <w:cs/>
+          <w:lang w:val="ar_AE" w:bidi="ar_AE"/>
+        </w:rPr>
+        <w:t xml:space="preserve"> فِيهِ أُضَايِقُ النَّاسَ فَيَمْشُونَ كَالْعُمْيِ، لأَنَّهُمْ أَخْطَأُوا بِحَقِّ الرَّبِّ، فَتَنْسَكِبُ دِمَاؤُهُمْ كَالتُّرَابِ، وَلَحْمُهُمْ يَتَنَاثَرُ كَالْجِلَّةِ.</w:t>
       </w:r>
     </w:p>
     <w:p>
@@ -634,395 +749,27 @@
       </w:pPr>
       <w:r>
         <w:rPr>
-          <w:lang w:val="ar_AE" w:bidi="ar_AE"/>
-        </w:rPr>
-      </w:r>
-    </w:p>
-    <w:p>
-      <w:pPr>
-        <w:bidi/>
-      </w:pPr>
-      <w:r>
-        <w:rPr>
+          <w:rtl/>
+          <w:cs/>
           <w:lang w:val="ar_AE" w:bidi="ar_AE"/>
         </w:rPr>
       </w:r>
       <w:r>
         <w:rPr>
           <w:vertAlign w:val="superscript"/>
-          <w:lang w:val="ar_AE" w:bidi="ar_AE"/>
-        </w:rPr>
-        <w:t>10</w:t>
-      </w:r>
-      <w:r>
-        <w:rPr>
-          <w:lang w:val="ar_AE" w:bidi="ar_AE"/>
-        </w:rPr>
-        <w:t xml:space="preserve"> وَيَقُولُ الرَّبُّ: فِي ذَلِكَ الْيَوْمِ تَتَرَدَّدُ صَرْخَةٌ مِنْ بَابِ السَّمَكِ وَوَلْوَلَةٌ مِنَ الْحَيِّ الثَّانِي، وَيُدَوِّي صَوْتُ تَحْطِيمٍ فِي التِّلالِ.</w:t>
-      </w:r>
-      <w:r>
-        <w:rPr>
-          <w:lang w:val="ar_AE" w:bidi="ar_AE"/>
-        </w:rPr>
-      </w:r>
-      <w:r>
-        <w:rPr>
-          <w:lang w:val="ar_AE" w:bidi="ar_AE"/>
-        </w:rPr>
-      </w:r>
-    </w:p>
-    <w:p>
-      <w:pPr>
-        <w:bidi/>
-      </w:pPr>
-      <w:r>
-        <w:rPr>
-          <w:lang w:val="ar_AE" w:bidi="ar_AE"/>
-        </w:rPr>
-      </w:r>
-    </w:p>
-    <w:p>
-      <w:pPr>
-        <w:bidi/>
-      </w:pPr>
-      <w:r>
-        <w:rPr>
-          <w:lang w:val="ar_AE" w:bidi="ar_AE"/>
-        </w:rPr>
-      </w:r>
-      <w:r>
-        <w:rPr>
-          <w:vertAlign w:val="superscript"/>
-          <w:lang w:val="ar_AE" w:bidi="ar_AE"/>
-        </w:rPr>
-        <w:t>11</w:t>
-      </w:r>
-      <w:r>
-        <w:rPr>
-          <w:lang w:val="ar_AE" w:bidi="ar_AE"/>
-        </w:rPr>
-        <w:t xml:space="preserve"> وَلْوِلُوا يَا سُكَّانَ دَائِرَةِ السُّوقِ، لأَنَّ تُجَّارَكُمْ يَبِيدُونَ، وَكُلَّ الْمُتَاجِرِينَ بِالْفِضَّةِ قَدِ اسْتُؤْصِلُوا.</w:t>
-      </w:r>
-      <w:r>
-        <w:rPr>
-          <w:lang w:val="ar_AE" w:bidi="ar_AE"/>
-        </w:rPr>
-      </w:r>
-      <w:r>
-        <w:rPr>
-          <w:lang w:val="ar_AE" w:bidi="ar_AE"/>
-        </w:rPr>
-      </w:r>
-    </w:p>
-    <w:p>
-      <w:pPr>
-        <w:bidi/>
-      </w:pPr>
-      <w:r>
-        <w:rPr>
-          <w:lang w:val="ar_AE" w:bidi="ar_AE"/>
-        </w:rPr>
-      </w:r>
-    </w:p>
-    <w:p>
-      <w:pPr>
-        <w:bidi/>
-      </w:pPr>
-      <w:r>
-        <w:rPr>
-          <w:lang w:val="ar_AE" w:bidi="ar_AE"/>
-        </w:rPr>
-      </w:r>
-      <w:r>
-        <w:rPr>
-          <w:vertAlign w:val="superscript"/>
-          <w:lang w:val="ar_AE" w:bidi="ar_AE"/>
-        </w:rPr>
-        <w:t>12</w:t>
-      </w:r>
-      <w:r>
-        <w:rPr>
-          <w:lang w:val="ar_AE" w:bidi="ar_AE"/>
-        </w:rPr>
-        <w:t xml:space="preserve"> فِي ذَلِكَ الْوَقْتِ أُفَتِّشُ أُورُشَلِيمَ بِمِصْبَاحٍ، وَأُعَاقِبُ النَّاسَ الْمُتَرَبِّعِينَ فَوْقَ قَاذُورَاتِهِمْ، الْقَائِلِينَ فِي قُلُوبِهِمْ: إِنَّ الرَّبَّ لَا يَضُرُّ وَلا يَنْفَعُ.</w:t>
-      </w:r>
-      <w:r>
-        <w:rPr>
-          <w:lang w:val="ar_AE" w:bidi="ar_AE"/>
-        </w:rPr>
-      </w:r>
-      <w:r>
-        <w:rPr>
-          <w:lang w:val="ar_AE" w:bidi="ar_AE"/>
-        </w:rPr>
-      </w:r>
-    </w:p>
-    <w:p>
-      <w:pPr>
-        <w:bidi/>
-      </w:pPr>
-      <w:r>
-        <w:rPr>
-          <w:lang w:val="ar_AE" w:bidi="ar_AE"/>
-        </w:rPr>
-      </w:r>
-    </w:p>
-    <w:p>
-      <w:pPr>
-        <w:bidi/>
-      </w:pPr>
-      <w:r>
-        <w:rPr>
-          <w:lang w:val="ar_AE" w:bidi="ar_AE"/>
-        </w:rPr>
-      </w:r>
-      <w:r>
-        <w:rPr>
-          <w:vertAlign w:val="superscript"/>
-          <w:lang w:val="ar_AE" w:bidi="ar_AE"/>
-        </w:rPr>
-        <w:t>13</w:t>
-      </w:r>
-      <w:r>
-        <w:rPr>
-          <w:lang w:val="ar_AE" w:bidi="ar_AE"/>
-        </w:rPr>
-        <w:t xml:space="preserve"> فَتُصْبِحُ ثَرْوَتُهُمْ غَنِيمَةً، وَبُيُوتُهُمْ خَرَاباً. يُشَيِّدُونَ بُيُوتاً وَلا يَسْكُنُونَ فِيهَا، وَيَغْرِسُونَ كُرُوماً وَلا يَشْرَبُونَ مِنْ خَمْرِهَا.</w:t>
-      </w:r>
-      <w:r>
-        <w:rPr>
-          <w:lang w:val="ar_AE" w:bidi="ar_AE"/>
-        </w:rPr>
-      </w:r>
-      <w:r>
-        <w:rPr>
-          <w:lang w:val="ar_AE" w:bidi="ar_AE"/>
-        </w:rPr>
-      </w:r>
-    </w:p>
-    <w:p>
-      <w:pPr>
-        <w:bidi/>
-      </w:pPr>
-      <w:r>
-        <w:rPr>
-          <w:lang w:val="ar_AE" w:bidi="ar_AE"/>
-        </w:rPr>
-      </w:r>
-    </w:p>
-    <w:p>
-      <w:pPr>
-        <w:bidi/>
-      </w:pPr>
-      <w:r>
-        <w:rPr>
-          <w:lang w:val="ar_AE" w:bidi="ar_AE"/>
-        </w:rPr>
-      </w:r>
-      <w:r>
-        <w:rPr>
-          <w:vertAlign w:val="superscript"/>
-          <w:lang w:val="ar_AE" w:bidi="ar_AE"/>
-        </w:rPr>
-        <w:t>14</w:t>
-      </w:r>
-      <w:r>
-        <w:rPr>
-          <w:lang w:val="ar_AE" w:bidi="ar_AE"/>
-        </w:rPr>
-        <w:t xml:space="preserve"> إِنَّ يَوْمَ الرَّبِّ الْعَظِيمِ قَرِيبٌ، وَشِيكٌ وَسَرِيعٌ جِدّاً. دَوِيُّ يَوْمِ الرَّبِّ مُخِيفٌ، فِيهِ يَصْرُخُ الْجَبَّارُ مُرْتَعِباً.</w:t>
-      </w:r>
-      <w:r>
-        <w:rPr>
-          <w:lang w:val="ar_AE" w:bidi="ar_AE"/>
-        </w:rPr>
-      </w:r>
-      <w:r>
-        <w:rPr>
-          <w:lang w:val="ar_AE" w:bidi="ar_AE"/>
-        </w:rPr>
-      </w:r>
-    </w:p>
-    <w:p>
-      <w:pPr>
-        <w:bidi/>
-      </w:pPr>
-      <w:r>
-        <w:rPr>
-          <w:lang w:val="ar_AE" w:bidi="ar_AE"/>
-        </w:rPr>
-      </w:r>
-    </w:p>
-    <w:p>
-      <w:pPr>
-        <w:bidi/>
-      </w:pPr>
-      <w:r>
-        <w:rPr>
-          <w:lang w:val="ar_AE" w:bidi="ar_AE"/>
-        </w:rPr>
-      </w:r>
-      <w:r>
-        <w:rPr>
-          <w:vertAlign w:val="superscript"/>
-          <w:lang w:val="ar_AE" w:bidi="ar_AE"/>
-        </w:rPr>
-        <w:t>15</w:t>
-      </w:r>
-      <w:r>
-        <w:rPr>
-          <w:lang w:val="ar_AE" w:bidi="ar_AE"/>
-        </w:rPr>
-        <w:t xml:space="preserve"> يَوْمُ غَضَبٍ هُوَ ذَلِكَ الْيَوْمُ، يَوْمُ ضِيقٍ وَعَذَابٍ، يَوْمُ خَرَابٍ وَدَمَارٍ، يَوْمُ ظُلْمَةٍ وَاكْتِئَابٍ، يَوْمُ غُيُومٍ وَقَتَامٍ.</w:t>
-      </w:r>
-      <w:r>
-        <w:rPr>
-          <w:lang w:val="ar_AE" w:bidi="ar_AE"/>
-        </w:rPr>
-      </w:r>
-      <w:r>
-        <w:rPr>
-          <w:lang w:val="ar_AE" w:bidi="ar_AE"/>
-        </w:rPr>
-      </w:r>
-    </w:p>
-    <w:p>
-      <w:pPr>
-        <w:bidi/>
-      </w:pPr>
-      <w:r>
-        <w:rPr>
-          <w:lang w:val="ar_AE" w:bidi="ar_AE"/>
-        </w:rPr>
-      </w:r>
-    </w:p>
-    <w:p>
-      <w:pPr>
-        <w:bidi/>
-      </w:pPr>
-      <w:r>
-        <w:rPr>
-          <w:lang w:val="ar_AE" w:bidi="ar_AE"/>
-        </w:rPr>
-      </w:r>
-      <w:r>
-        <w:rPr>
-          <w:vertAlign w:val="superscript"/>
-          <w:lang w:val="ar_AE" w:bidi="ar_AE"/>
-        </w:rPr>
-        <w:t>16</w:t>
-      </w:r>
-      <w:r>
-        <w:rPr>
-          <w:lang w:val="ar_AE" w:bidi="ar_AE"/>
-        </w:rPr>
-        <w:t xml:space="preserve"> يَوْمُ دَوِيِّ بُوقٍ وَصَيْحَةِ قِتَالٍ ضِدَّ الْمُدُنِ الْحَصِينَةِ وَالْبُرُوجِ الشَّامِخَةِ.</w:t>
-      </w:r>
-      <w:r>
-        <w:rPr>
-          <w:lang w:val="ar_AE" w:bidi="ar_AE"/>
-        </w:rPr>
-      </w:r>
-      <w:r>
-        <w:rPr>
-          <w:lang w:val="ar_AE" w:bidi="ar_AE"/>
-        </w:rPr>
-      </w:r>
-    </w:p>
-    <w:p>
-      <w:pPr>
-        <w:bidi/>
-      </w:pPr>
-      <w:r>
-        <w:rPr>
-          <w:lang w:val="ar_AE" w:bidi="ar_AE"/>
-        </w:rPr>
-      </w:r>
-    </w:p>
-    <w:p>
-      <w:pPr>
-        <w:bidi/>
-      </w:pPr>
-      <w:r>
-        <w:rPr>
-          <w:lang w:val="ar_AE" w:bidi="ar_AE"/>
-        </w:rPr>
-      </w:r>
-      <w:r>
-        <w:rPr>
-          <w:vertAlign w:val="superscript"/>
-          <w:lang w:val="ar_AE" w:bidi="ar_AE"/>
-        </w:rPr>
-        <w:t>17</w:t>
-      </w:r>
-      <w:r>
-        <w:rPr>
-          <w:lang w:val="ar_AE" w:bidi="ar_AE"/>
-        </w:rPr>
-        <w:t xml:space="preserve"> فِيهِ أُضَايِقُ النَّاسَ فَيَمْشُونَ كَالْعُمْيِ، لأَنَّهُمْ أَخْطَأُوا بِحَقِّ الرَّبِّ، فَتَنْسَكِبُ دِمَاؤُهُمْ كَالتُّرَابِ، وَلَحْمُهُمْ يَتَنَاثَرُ كَالْجِلَّةِ.</w:t>
-      </w:r>
-      <w:r>
-        <w:rPr>
-          <w:lang w:val="ar_AE" w:bidi="ar_AE"/>
-        </w:rPr>
-      </w:r>
-      <w:r>
-        <w:rPr>
-          <w:lang w:val="ar_AE" w:bidi="ar_AE"/>
-        </w:rPr>
-      </w:r>
-    </w:p>
-    <w:p>
-      <w:pPr>
-        <w:bidi/>
-      </w:pPr>
-      <w:r>
-        <w:rPr>
-          <w:lang w:val="ar_AE" w:bidi="ar_AE"/>
-        </w:rPr>
-      </w:r>
-    </w:p>
-    <w:p>
-      <w:pPr>
-        <w:bidi/>
-      </w:pPr>
-      <w:r>
-        <w:rPr>
-          <w:lang w:val="ar_AE" w:bidi="ar_AE"/>
-        </w:rPr>
-      </w:r>
-      <w:r>
-        <w:rPr>
-          <w:vertAlign w:val="superscript"/>
+          <w:rtl/>
+          <w:cs/>
           <w:lang w:val="ar_AE" w:bidi="ar_AE"/>
         </w:rPr>
         <w:t>18</w:t>
       </w:r>
       <w:r>
         <w:rPr>
+          <w:rtl/>
+          <w:cs/>
           <w:lang w:val="ar_AE" w:bidi="ar_AE"/>
         </w:rPr>
         <w:t xml:space="preserve"> لَا يُنْقِذُهُمْ ذَهَبُهُمْ وَلا فِضَّتُهُمْ فِي يَوْمِ غَضَبِ الرَّبِّ، إِذْ بِنَارِ غَيْرَتِهِ تُلْتَهَمُ كُلُّ الأَرْضِ، وَفِيهِ يَضَعُ نِهَايَةً مُبَاغِتَةً كَامِلَةً سَرِيعَةً لِكُلِّ سُكَّانِ الْمَعْمُورَةِ».</w:t>
-      </w:r>
-      <w:r>
-        <w:rPr>
-          <w:lang w:val="ar_AE" w:bidi="ar_AE"/>
-        </w:rPr>
-      </w:r>
-      <w:r>
-        <w:rPr>
-          <w:lang w:val="ar_AE" w:bidi="ar_AE"/>
-        </w:rPr>
-      </w:r>
-    </w:p>
-    <w:p>
-      <w:pPr>
-        <w:bidi/>
-      </w:pPr>
-      <w:r>
-        <w:rPr>
-          <w:lang w:val="ar_AE" w:bidi="ar_AE"/>
-        </w:rPr>
       </w:r>
     </w:p>
     <w:p>
@@ -1032,12 +779,16 @@
       </w:pPr>
       <w:r>
         <w:rPr>
-          <w:lang w:val="ar_AE" w:bidi="ar_AE"/>
-        </w:rPr>
-        <w:t>Zephaniah 2:1</w:t>
-      </w:r>
-      <w:r>
-        <w:rPr>
+          <w:rtl/>
+          <w:cs/>
+          <w:lang w:val="ar_AE" w:bidi="ar_AE"/>
+        </w:rPr>
+        <w:t>صفنيا 2:1</w:t>
+      </w:r>
+      <w:r>
+        <w:rPr>
+          <w:rtl/>
+          <w:cs/>
           <w:lang w:val="ar_AE" w:bidi="ar_AE"/>
         </w:rPr>
       </w:r>
@@ -1048,32 +799,28 @@
       </w:pPr>
       <w:r>
         <w:rPr>
+          <w:rtl/>
+          <w:cs/>
           <w:lang w:val="ar_AE" w:bidi="ar_AE"/>
         </w:rPr>
       </w:r>
       <w:r>
         <w:rPr>
           <w:vertAlign w:val="superscript"/>
+          <w:rtl/>
+          <w:cs/>
           <w:lang w:val="ar_AE" w:bidi="ar_AE"/>
         </w:rPr>
         <w:t>1</w:t>
       </w:r>
       <w:r>
         <w:rPr>
+          <w:rtl/>
+          <w:cs/>
           <w:lang w:val="ar_AE" w:bidi="ar_AE"/>
         </w:rPr>
         <w:t xml:space="preserve"> «اجْتَمِعِي، احْتَشِدِي أَيَّتُهَا الأُمَّةُ الْوَقِحَةُ.</w:t>
       </w:r>
-      <w:r>
-        <w:rPr>
-          <w:lang w:val="ar_AE" w:bidi="ar_AE"/>
-        </w:rPr>
-      </w:r>
-      <w:r>
-        <w:rPr>
-          <w:lang w:val="ar_AE" w:bidi="ar_AE"/>
-        </w:rPr>
-      </w:r>
     </w:p>
     <w:p>
       <w:pPr>
@@ -1081,8 +828,27 @@
       </w:pPr>
       <w:r>
         <w:rPr>
-          <w:lang w:val="ar_AE" w:bidi="ar_AE"/>
-        </w:rPr>
+          <w:rtl/>
+          <w:cs/>
+          <w:lang w:val="ar_AE" w:bidi="ar_AE"/>
+        </w:rPr>
+      </w:r>
+      <w:r>
+        <w:rPr>
+          <w:vertAlign w:val="superscript"/>
+          <w:rtl/>
+          <w:cs/>
+          <w:lang w:val="ar_AE" w:bidi="ar_AE"/>
+        </w:rPr>
+        <w:t>2</w:t>
+      </w:r>
+      <w:r>
+        <w:rPr>
+          <w:rtl/>
+          <w:cs/>
+          <w:lang w:val="ar_AE" w:bidi="ar_AE"/>
+        </w:rPr>
+        <w:t xml:space="preserve"> قَبْلَ أَنْ يَحِينَ الْقَضَاءُ، فَيُطَوِّحُ بِكِ كَالْعُصَافَةِ أَمَامَ الرِّيحِ، قَبْلَ أَنْ يَحُلَّ بِكِ غَضَبُ الرَّبِّ الشَّدِيدُ، قَبْلَ أَنْ يَنْصَبَّ عَلَيْكِ سَخَطُ الرَّبِّ.</w:t>
       </w:r>
     </w:p>
     <w:p>
@@ -1091,31 +857,27 @@
       </w:pPr>
       <w:r>
         <w:rPr>
+          <w:rtl/>
+          <w:cs/>
           <w:lang w:val="ar_AE" w:bidi="ar_AE"/>
         </w:rPr>
       </w:r>
       <w:r>
         <w:rPr>
           <w:vertAlign w:val="superscript"/>
-          <w:lang w:val="ar_AE" w:bidi="ar_AE"/>
-        </w:rPr>
-        <w:t>2</w:t>
-      </w:r>
-      <w:r>
-        <w:rPr>
-          <w:lang w:val="ar_AE" w:bidi="ar_AE"/>
-        </w:rPr>
-        <w:t xml:space="preserve"> قَبْلَ أَنْ يَحِينَ الْقَضَاءُ، فَيُطَوِّحُ بِكِ كَالْعُصَافَةِ أَمَامَ الرِّيحِ، قَبْلَ أَنْ يَحُلَّ بِكِ غَضَبُ الرَّبِّ الشَّدِيدُ، قَبْلَ أَنْ يَنْصَبَّ عَلَيْكِ سَخَطُ الرَّبِّ.</w:t>
-      </w:r>
-      <w:r>
-        <w:rPr>
-          <w:lang w:val="ar_AE" w:bidi="ar_AE"/>
-        </w:rPr>
-      </w:r>
-      <w:r>
-        <w:rPr>
-          <w:lang w:val="ar_AE" w:bidi="ar_AE"/>
-        </w:rPr>
+          <w:rtl/>
+          <w:cs/>
+          <w:lang w:val="ar_AE" w:bidi="ar_AE"/>
+        </w:rPr>
+        <w:t>3</w:t>
+      </w:r>
+      <w:r>
+        <w:rPr>
+          <w:rtl/>
+          <w:cs/>
+          <w:lang w:val="ar_AE" w:bidi="ar_AE"/>
+        </w:rPr>
+        <w:t xml:space="preserve"> الْتَمِسُوا الرَّبَّ يَا وُدَعَاءَ الأَرْضِ الرَّاضِخِينَ لِحُكْمِهِ. اطْلُبُوا الْبِرَّ وَالتَّوَاضُعَ لَعَلَّكُمْ تَجِدُونَ مَلاذاً فِي يَوْمِ سَخَطِ الرَّبِّ.</w:t>
       </w:r>
     </w:p>
     <w:p>
@@ -1124,8 +886,27 @@
       </w:pPr>
       <w:r>
         <w:rPr>
-          <w:lang w:val="ar_AE" w:bidi="ar_AE"/>
-        </w:rPr>
+          <w:rtl/>
+          <w:cs/>
+          <w:lang w:val="ar_AE" w:bidi="ar_AE"/>
+        </w:rPr>
+      </w:r>
+      <w:r>
+        <w:rPr>
+          <w:vertAlign w:val="superscript"/>
+          <w:rtl/>
+          <w:cs/>
+          <w:lang w:val="ar_AE" w:bidi="ar_AE"/>
+        </w:rPr>
+        <w:t>4</w:t>
+      </w:r>
+      <w:r>
+        <w:rPr>
+          <w:rtl/>
+          <w:cs/>
+          <w:lang w:val="ar_AE" w:bidi="ar_AE"/>
+        </w:rPr>
+        <w:t xml:space="preserve"> فَإِنَّ غَزَّةَ تُصْبِحُ مَهْجُورَةً، وَأَشْقَلُونَ مُوْحِشَةً، وَأَهْلَ أَشْدُودَ يُطْرَدُونَ عِنْدَ الظَّهِيرَةِ، وَعَقْرُونَ تُسْتَأْصَلُ.</w:t>
       </w:r>
     </w:p>
     <w:p>
@@ -1134,31 +915,27 @@
       </w:pPr>
       <w:r>
         <w:rPr>
+          <w:rtl/>
+          <w:cs/>
           <w:lang w:val="ar_AE" w:bidi="ar_AE"/>
         </w:rPr>
       </w:r>
       <w:r>
         <w:rPr>
           <w:vertAlign w:val="superscript"/>
-          <w:lang w:val="ar_AE" w:bidi="ar_AE"/>
-        </w:rPr>
-        <w:t>3</w:t>
-      </w:r>
-      <w:r>
-        <w:rPr>
-          <w:lang w:val="ar_AE" w:bidi="ar_AE"/>
-        </w:rPr>
-        <w:t xml:space="preserve"> الْتَمِسُوا الرَّبَّ يَا وُدَعَاءَ الأَرْضِ الرَّاضِخِينَ لِحُكْمِهِ. اطْلُبُوا الْبِرَّ وَالتَّوَاضُعَ لَعَلَّكُمْ تَجِدُونَ مَلاذاً فِي يَوْمِ سَخَطِ الرَّبِّ.</w:t>
-      </w:r>
-      <w:r>
-        <w:rPr>
-          <w:lang w:val="ar_AE" w:bidi="ar_AE"/>
-        </w:rPr>
-      </w:r>
-      <w:r>
-        <w:rPr>
-          <w:lang w:val="ar_AE" w:bidi="ar_AE"/>
-        </w:rPr>
+          <w:rtl/>
+          <w:cs/>
+          <w:lang w:val="ar_AE" w:bidi="ar_AE"/>
+        </w:rPr>
+        <w:t>5</w:t>
+      </w:r>
+      <w:r>
+        <w:rPr>
+          <w:rtl/>
+          <w:cs/>
+          <w:lang w:val="ar_AE" w:bidi="ar_AE"/>
+        </w:rPr>
+        <w:t xml:space="preserve"> وَيْلٌ لَكُمْ يَا أَهْلَ سَاحِلِ الْبَحْرِ، أُمَّةَ الْكِرِيتِيِّينَ. إِنَّ قَضَاءَ الرَّبِّ مُنْصَبٌّ عَلَيْكُمْ يَا سُكَّانَ كَنْعَانَ أَرْضِ الْفِلِسْطِينِيِّينَ. سَأُدَمِّرُكِ حَتَّى لَا يَبْقَى فِيكِ مُقِيمٌ.</w:t>
       </w:r>
     </w:p>
     <w:p>
@@ -1167,8 +944,27 @@
       </w:pPr>
       <w:r>
         <w:rPr>
-          <w:lang w:val="ar_AE" w:bidi="ar_AE"/>
-        </w:rPr>
+          <w:rtl/>
+          <w:cs/>
+          <w:lang w:val="ar_AE" w:bidi="ar_AE"/>
+        </w:rPr>
+      </w:r>
+      <w:r>
+        <w:rPr>
+          <w:vertAlign w:val="superscript"/>
+          <w:rtl/>
+          <w:cs/>
+          <w:lang w:val="ar_AE" w:bidi="ar_AE"/>
+        </w:rPr>
+        <w:t>6</w:t>
+      </w:r>
+      <w:r>
+        <w:rPr>
+          <w:rtl/>
+          <w:cs/>
+          <w:lang w:val="ar_AE" w:bidi="ar_AE"/>
+        </w:rPr>
+        <w:t xml:space="preserve"> وَأَنْتِ يَا أَرْضَ سَاحِلِ الْبَحْرِ تُصْبِحِينَ مَرَاعِيَ وَمُرُوجاً لِلرُّعَاةِ وَحَظَائِرَ لِلْمَوَاشِي.</w:t>
       </w:r>
     </w:p>
     <w:p>
@@ -1177,31 +973,27 @@
       </w:pPr>
       <w:r>
         <w:rPr>
+          <w:rtl/>
+          <w:cs/>
           <w:lang w:val="ar_AE" w:bidi="ar_AE"/>
         </w:rPr>
       </w:r>
       <w:r>
         <w:rPr>
           <w:vertAlign w:val="superscript"/>
-          <w:lang w:val="ar_AE" w:bidi="ar_AE"/>
-        </w:rPr>
-        <w:t>4</w:t>
-      </w:r>
-      <w:r>
-        <w:rPr>
-          <w:lang w:val="ar_AE" w:bidi="ar_AE"/>
-        </w:rPr>
-        <w:t xml:space="preserve"> فَإِنَّ غَزَّةَ تُصْبِحُ مَهْجُورَةً، وَأَشْقَلُونَ مُوْحِشَةً، وَأَهْلَ أَشْدُودَ يُطْرَدُونَ عِنْدَ الظَّهِيرَةِ، وَعَقْرُونَ تُسْتَأْصَلُ.</w:t>
-      </w:r>
-      <w:r>
-        <w:rPr>
-          <w:lang w:val="ar_AE" w:bidi="ar_AE"/>
-        </w:rPr>
-      </w:r>
-      <w:r>
-        <w:rPr>
-          <w:lang w:val="ar_AE" w:bidi="ar_AE"/>
-        </w:rPr>
+          <w:rtl/>
+          <w:cs/>
+          <w:lang w:val="ar_AE" w:bidi="ar_AE"/>
+        </w:rPr>
+        <w:t>7</w:t>
+      </w:r>
+      <w:r>
+        <w:rPr>
+          <w:rtl/>
+          <w:cs/>
+          <w:lang w:val="ar_AE" w:bidi="ar_AE"/>
+        </w:rPr>
+        <w:t xml:space="preserve"> وَيُصْبِحُ سَاحِلُ الْبَحْرِ مِلْكاً لِبَقِيَّةِ بَيْتِ يَهُوذَا فَيَرْعَوْنَ فِيهِ قُطْعَانَهُمْ، وَيَرْقُدُونَ فِي الْمَسَاءِ فِي بُيُوتِ أَشْقَلُونَ، لأَنَّ الرَّبَّ إِلَهَهُمْ يَفْتَقِدُهُمْ وَيَرُدُّ سَبْيَهُمْ.</w:t>
       </w:r>
     </w:p>
     <w:p>
@@ -1210,8 +1002,27 @@
       </w:pPr>
       <w:r>
         <w:rPr>
-          <w:lang w:val="ar_AE" w:bidi="ar_AE"/>
-        </w:rPr>
+          <w:rtl/>
+          <w:cs/>
+          <w:lang w:val="ar_AE" w:bidi="ar_AE"/>
+        </w:rPr>
+      </w:r>
+      <w:r>
+        <w:rPr>
+          <w:vertAlign w:val="superscript"/>
+          <w:rtl/>
+          <w:cs/>
+          <w:lang w:val="ar_AE" w:bidi="ar_AE"/>
+        </w:rPr>
+        <w:t>8</w:t>
+      </w:r>
+      <w:r>
+        <w:rPr>
+          <w:rtl/>
+          <w:cs/>
+          <w:lang w:val="ar_AE" w:bidi="ar_AE"/>
+        </w:rPr>
+        <w:t xml:space="preserve"> قَدْ سَمِعْتُ تَعْيِيرَ مُوآبَ وَتَجَادِيفَ بَنِي عَمُّونَ، وَكَيْفَ احْتَقَرُوا شَعْبِي وَهَدَّدُوا تُخْمَهُمْ.</w:t>
       </w:r>
     </w:p>
     <w:p>
@@ -1220,31 +1031,27 @@
       </w:pPr>
       <w:r>
         <w:rPr>
+          <w:rtl/>
+          <w:cs/>
           <w:lang w:val="ar_AE" w:bidi="ar_AE"/>
         </w:rPr>
       </w:r>
       <w:r>
         <w:rPr>
           <w:vertAlign w:val="superscript"/>
-          <w:lang w:val="ar_AE" w:bidi="ar_AE"/>
-        </w:rPr>
-        <w:t>5</w:t>
-      </w:r>
-      <w:r>
-        <w:rPr>
-          <w:lang w:val="ar_AE" w:bidi="ar_AE"/>
-        </w:rPr>
-        <w:t xml:space="preserve"> وَيْلٌ لَكُمْ يَا أَهْلَ سَاحِلِ الْبَحْرِ، أُمَّةَ الْكِرِيتِيِّينَ. إِنَّ قَضَاءَ الرَّبِّ مُنْصَبٌّ عَلَيْكُمْ يَا سُكَّانَ كَنْعَانَ أَرْضِ الْفِلِسْطِينِيِّينَ. سَأُدَمِّرُكِ حَتَّى لَا يَبْقَى فِيكِ مُقِيمٌ.</w:t>
-      </w:r>
-      <w:r>
-        <w:rPr>
-          <w:lang w:val="ar_AE" w:bidi="ar_AE"/>
-        </w:rPr>
-      </w:r>
-      <w:r>
-        <w:rPr>
-          <w:lang w:val="ar_AE" w:bidi="ar_AE"/>
-        </w:rPr>
+          <w:rtl/>
+          <w:cs/>
+          <w:lang w:val="ar_AE" w:bidi="ar_AE"/>
+        </w:rPr>
+        <w:t>9</w:t>
+      </w:r>
+      <w:r>
+        <w:rPr>
+          <w:rtl/>
+          <w:cs/>
+          <w:lang w:val="ar_AE" w:bidi="ar_AE"/>
+        </w:rPr>
+        <w:t xml:space="preserve"> لِذَلِكَ، كَمَا أَنَا حَيٌّ، يَقُولُ الرَّبُّ الْقَدِيرُ إِلَهُ إِسْرَائِيلَ، لَيُصْبِحَنَّ أَهْلُ مُوآبَ كَسَدُومَ، وَالْعَمُّونِيُّونَ كَعَمُورَةَ، مَنْبَتاً لِلْقَرِيصِ وَحُفْرَةً لِلْمِلْحِ وَخَرَاباً إِلَى الأَبَدِ، وَتَنْهَبُهُمْ بَقِيَّةُ شَعْبِي وَيَمْتَلِكُهُمُ النَّاجُونَ مِنْ أُمَّتِي.</w:t>
       </w:r>
     </w:p>
     <w:p>
@@ -1253,8 +1060,27 @@
       </w:pPr>
       <w:r>
         <w:rPr>
-          <w:lang w:val="ar_AE" w:bidi="ar_AE"/>
-        </w:rPr>
+          <w:rtl/>
+          <w:cs/>
+          <w:lang w:val="ar_AE" w:bidi="ar_AE"/>
+        </w:rPr>
+      </w:r>
+      <w:r>
+        <w:rPr>
+          <w:vertAlign w:val="superscript"/>
+          <w:rtl/>
+          <w:cs/>
+          <w:lang w:val="ar_AE" w:bidi="ar_AE"/>
+        </w:rPr>
+        <w:t>10</w:t>
+      </w:r>
+      <w:r>
+        <w:rPr>
+          <w:rtl/>
+          <w:cs/>
+          <w:lang w:val="ar_AE" w:bidi="ar_AE"/>
+        </w:rPr>
+        <w:t xml:space="preserve"> هَذَا مَا يَجْنُونَهُ لِقَاءَ تَشَامُخِهِمْ، لأَنَّهُمُ احْتَقَرُوا وَتَبَاهَوْا عَلَى شَعْبِ الرَّبِّ الْقَدِيرِ.</w:t>
       </w:r>
     </w:p>
     <w:p>
@@ -1263,31 +1089,27 @@
       </w:pPr>
       <w:r>
         <w:rPr>
+          <w:rtl/>
+          <w:cs/>
           <w:lang w:val="ar_AE" w:bidi="ar_AE"/>
         </w:rPr>
       </w:r>
       <w:r>
         <w:rPr>
           <w:vertAlign w:val="superscript"/>
-          <w:lang w:val="ar_AE" w:bidi="ar_AE"/>
-        </w:rPr>
-        <w:t>6</w:t>
-      </w:r>
-      <w:r>
-        <w:rPr>
-          <w:lang w:val="ar_AE" w:bidi="ar_AE"/>
-        </w:rPr>
-        <w:t xml:space="preserve"> وَأَنْتِ يَا أَرْضَ سَاحِلِ الْبَحْرِ تُصْبِحِينَ مَرَاعِيَ وَمُرُوجاً لِلرُّعَاةِ وَحَظَائِرَ لِلْمَوَاشِي.</w:t>
-      </w:r>
-      <w:r>
-        <w:rPr>
-          <w:lang w:val="ar_AE" w:bidi="ar_AE"/>
-        </w:rPr>
-      </w:r>
-      <w:r>
-        <w:rPr>
-          <w:lang w:val="ar_AE" w:bidi="ar_AE"/>
-        </w:rPr>
+          <w:rtl/>
+          <w:cs/>
+          <w:lang w:val="ar_AE" w:bidi="ar_AE"/>
+        </w:rPr>
+        <w:t>11</w:t>
+      </w:r>
+      <w:r>
+        <w:rPr>
+          <w:rtl/>
+          <w:cs/>
+          <w:lang w:val="ar_AE" w:bidi="ar_AE"/>
+        </w:rPr>
+        <w:t xml:space="preserve"> سَيَكُونُ الرَّبُّ مَثَارَ رُعْبِهِمْ حِينَ يُحَطِّمُ جَمِيعَ آلِهَةِ الأَرْضِ، فَيَسْجُدُ لَهُ آنَئِذٍ جَمِيعُ النَّاسِ، كُلٌّ فِي مَوْضِعِهِ، فِي كُلِّ دِيَارِ الْمَسْكُونَةِ.</w:t>
       </w:r>
     </w:p>
     <w:p>
@@ -1296,8 +1118,27 @@
       </w:pPr>
       <w:r>
         <w:rPr>
-          <w:lang w:val="ar_AE" w:bidi="ar_AE"/>
-        </w:rPr>
+          <w:rtl/>
+          <w:cs/>
+          <w:lang w:val="ar_AE" w:bidi="ar_AE"/>
+        </w:rPr>
+      </w:r>
+      <w:r>
+        <w:rPr>
+          <w:vertAlign w:val="superscript"/>
+          <w:rtl/>
+          <w:cs/>
+          <w:lang w:val="ar_AE" w:bidi="ar_AE"/>
+        </w:rPr>
+        <w:t>12</w:t>
+      </w:r>
+      <w:r>
+        <w:rPr>
+          <w:rtl/>
+          <w:cs/>
+          <w:lang w:val="ar_AE" w:bidi="ar_AE"/>
+        </w:rPr>
+        <w:t xml:space="preserve"> وَأَنْتُمْ أَيْضاً أَيُّهَا الْكُوشِيُّونَ سَتَسْقُطُونَ صَرْعَى سَيْفِي.</w:t>
       </w:r>
     </w:p>
     <w:p>
@@ -1306,31 +1147,27 @@
       </w:pPr>
       <w:r>
         <w:rPr>
+          <w:rtl/>
+          <w:cs/>
           <w:lang w:val="ar_AE" w:bidi="ar_AE"/>
         </w:rPr>
       </w:r>
       <w:r>
         <w:rPr>
           <w:vertAlign w:val="superscript"/>
-          <w:lang w:val="ar_AE" w:bidi="ar_AE"/>
-        </w:rPr>
-        <w:t>7</w:t>
-      </w:r>
-      <w:r>
-        <w:rPr>
-          <w:lang w:val="ar_AE" w:bidi="ar_AE"/>
-        </w:rPr>
-        <w:t xml:space="preserve"> وَيُصْبِحُ سَاحِلُ الْبَحْرِ مِلْكاً لِبَقِيَّةِ بَيْتِ يَهُوذَا فَيَرْعَوْنَ فِيهِ قُطْعَانَهُمْ، وَيَرْقُدُونَ فِي الْمَسَاءِ فِي بُيُوتِ أَشْقَلُونَ، لأَنَّ الرَّبَّ إِلَهَهُمْ يَفْتَقِدُهُمْ وَيَرُدُّ سَبْيَهُمْ.</w:t>
-      </w:r>
-      <w:r>
-        <w:rPr>
-          <w:lang w:val="ar_AE" w:bidi="ar_AE"/>
-        </w:rPr>
-      </w:r>
-      <w:r>
-        <w:rPr>
-          <w:lang w:val="ar_AE" w:bidi="ar_AE"/>
-        </w:rPr>
+          <w:rtl/>
+          <w:cs/>
+          <w:lang w:val="ar_AE" w:bidi="ar_AE"/>
+        </w:rPr>
+        <w:t>13</w:t>
+      </w:r>
+      <w:r>
+        <w:rPr>
+          <w:rtl/>
+          <w:cs/>
+          <w:lang w:val="ar_AE" w:bidi="ar_AE"/>
+        </w:rPr>
+        <w:t xml:space="preserve"> ثُمَّ يَبْسُطُ يَدَهُ نَحْوَ الشِّمَالِ وَيُبِيدُ أَشُّورَ وَيَجْعَلُ نِينَوَى قَفْراً مُوْحِشاً، أَرْضاً قَاحِلَةً كَالصَّحْرَاءِ.</w:t>
       </w:r>
     </w:p>
     <w:p>
@@ -1339,8 +1176,27 @@
       </w:pPr>
       <w:r>
         <w:rPr>
-          <w:lang w:val="ar_AE" w:bidi="ar_AE"/>
-        </w:rPr>
+          <w:rtl/>
+          <w:cs/>
+          <w:lang w:val="ar_AE" w:bidi="ar_AE"/>
+        </w:rPr>
+      </w:r>
+      <w:r>
+        <w:rPr>
+          <w:vertAlign w:val="superscript"/>
+          <w:rtl/>
+          <w:cs/>
+          <w:lang w:val="ar_AE" w:bidi="ar_AE"/>
+        </w:rPr>
+        <w:t>14</w:t>
+      </w:r>
+      <w:r>
+        <w:rPr>
+          <w:rtl/>
+          <w:cs/>
+          <w:lang w:val="ar_AE" w:bidi="ar_AE"/>
+        </w:rPr>
+        <w:t xml:space="preserve"> تَرْبِضُ فِي وَسَطِهَا الْقُطْعَانُ وَسَائِرُ وُحُوشِ الْبَرِّ، وَيَأْوِي إِلَى تِيجَانِ أَعْمِدَتِهَا الْقُوقُ وَالْقُنْفُذُ وَيَنْعَبُ الْغُرَابُ عَلَى عَتَبَاتِهَا، لأَنَّ أَرْزَهَا قَدْ تَعَرَّى.</w:t>
       </w:r>
     </w:p>
     <w:p>
@@ -1349,342 +1205,27 @@
       </w:pPr>
       <w:r>
         <w:rPr>
+          <w:rtl/>
+          <w:cs/>
           <w:lang w:val="ar_AE" w:bidi="ar_AE"/>
         </w:rPr>
       </w:r>
       <w:r>
         <w:rPr>
           <w:vertAlign w:val="superscript"/>
-          <w:lang w:val="ar_AE" w:bidi="ar_AE"/>
-        </w:rPr>
-        <w:t>8</w:t>
-      </w:r>
-      <w:r>
-        <w:rPr>
-          <w:lang w:val="ar_AE" w:bidi="ar_AE"/>
-        </w:rPr>
-        <w:t xml:space="preserve"> قَدْ سَمِعْتُ تَعْيِيرَ مُوآبَ وَتَجَادِيفَ بَنِي عَمُّونَ، وَكَيْفَ احْتَقَرُوا شَعْبِي وَهَدَّدُوا تُخْمَهُمْ.</w:t>
-      </w:r>
-      <w:r>
-        <w:rPr>
-          <w:lang w:val="ar_AE" w:bidi="ar_AE"/>
-        </w:rPr>
-      </w:r>
-      <w:r>
-        <w:rPr>
-          <w:lang w:val="ar_AE" w:bidi="ar_AE"/>
-        </w:rPr>
-      </w:r>
-    </w:p>
-    <w:p>
-      <w:pPr>
-        <w:bidi/>
-      </w:pPr>
-      <w:r>
-        <w:rPr>
-          <w:lang w:val="ar_AE" w:bidi="ar_AE"/>
-        </w:rPr>
-      </w:r>
-    </w:p>
-    <w:p>
-      <w:pPr>
-        <w:bidi/>
-      </w:pPr>
-      <w:r>
-        <w:rPr>
-          <w:lang w:val="ar_AE" w:bidi="ar_AE"/>
-        </w:rPr>
-      </w:r>
-      <w:r>
-        <w:rPr>
-          <w:vertAlign w:val="superscript"/>
-          <w:lang w:val="ar_AE" w:bidi="ar_AE"/>
-        </w:rPr>
-        <w:t>9</w:t>
-      </w:r>
-      <w:r>
-        <w:rPr>
-          <w:lang w:val="ar_AE" w:bidi="ar_AE"/>
-        </w:rPr>
-        <w:t xml:space="preserve"> لِذَلِكَ، كَمَا أَنَا حَيٌّ، يَقُولُ الرَّبُّ الْقَدِيرُ إِلَهُ إِسْرَائِيلَ، لَيُصْبِحَنَّ أَهْلُ مُوآبَ كَسَدُومَ، وَالْعَمُّونِيُّونَ كَعَمُورَةَ، مَنْبَتاً لِلْقَرِيصِ وَحُفْرَةً لِلْمِلْحِ وَخَرَاباً إِلَى الأَبَدِ، وَتَنْهَبُهُمْ بَقِيَّةُ شَعْبِي وَيَمْتَلِكُهُمُ النَّاجُونَ مِنْ أُمَّتِي.</w:t>
-      </w:r>
-      <w:r>
-        <w:rPr>
-          <w:lang w:val="ar_AE" w:bidi="ar_AE"/>
-        </w:rPr>
-      </w:r>
-      <w:r>
-        <w:rPr>
-          <w:lang w:val="ar_AE" w:bidi="ar_AE"/>
-        </w:rPr>
-      </w:r>
-    </w:p>
-    <w:p>
-      <w:pPr>
-        <w:bidi/>
-      </w:pPr>
-      <w:r>
-        <w:rPr>
-          <w:lang w:val="ar_AE" w:bidi="ar_AE"/>
-        </w:rPr>
-      </w:r>
-    </w:p>
-    <w:p>
-      <w:pPr>
-        <w:bidi/>
-      </w:pPr>
-      <w:r>
-        <w:rPr>
-          <w:lang w:val="ar_AE" w:bidi="ar_AE"/>
-        </w:rPr>
-      </w:r>
-      <w:r>
-        <w:rPr>
-          <w:vertAlign w:val="superscript"/>
-          <w:lang w:val="ar_AE" w:bidi="ar_AE"/>
-        </w:rPr>
-        <w:t>10</w:t>
-      </w:r>
-      <w:r>
-        <w:rPr>
-          <w:lang w:val="ar_AE" w:bidi="ar_AE"/>
-        </w:rPr>
-        <w:t xml:space="preserve"> هَذَا مَا يَجْنُونَهُ لِقَاءَ تَشَامُخِهِمْ، لأَنَّهُمُ احْتَقَرُوا وَتَبَاهَوْا عَلَى شَعْبِ الرَّبِّ الْقَدِيرِ.</w:t>
-      </w:r>
-      <w:r>
-        <w:rPr>
-          <w:lang w:val="ar_AE" w:bidi="ar_AE"/>
-        </w:rPr>
-      </w:r>
-      <w:r>
-        <w:rPr>
-          <w:lang w:val="ar_AE" w:bidi="ar_AE"/>
-        </w:rPr>
-      </w:r>
-    </w:p>
-    <w:p>
-      <w:pPr>
-        <w:bidi/>
-      </w:pPr>
-      <w:r>
-        <w:rPr>
-          <w:lang w:val="ar_AE" w:bidi="ar_AE"/>
-        </w:rPr>
-      </w:r>
-    </w:p>
-    <w:p>
-      <w:pPr>
-        <w:bidi/>
-      </w:pPr>
-      <w:r>
-        <w:rPr>
-          <w:lang w:val="ar_AE" w:bidi="ar_AE"/>
-        </w:rPr>
-      </w:r>
-      <w:r>
-        <w:rPr>
-          <w:vertAlign w:val="superscript"/>
-          <w:lang w:val="ar_AE" w:bidi="ar_AE"/>
-        </w:rPr>
-        <w:t>11</w:t>
-      </w:r>
-      <w:r>
-        <w:rPr>
-          <w:lang w:val="ar_AE" w:bidi="ar_AE"/>
-        </w:rPr>
-        <w:t xml:space="preserve"> سَيَكُونُ الرَّبُّ مَثَارَ رُعْبِهِمْ حِينَ يُحَطِّمُ جَمِيعَ آلِهَةِ الأَرْضِ، فَيَسْجُدُ لَهُ آنَئِذٍ جَمِيعُ النَّاسِ، كُلٌّ فِي مَوْضِعِهِ، فِي كُلِّ دِيَارِ الْمَسْكُونَةِ.</w:t>
-      </w:r>
-      <w:r>
-        <w:rPr>
-          <w:lang w:val="ar_AE" w:bidi="ar_AE"/>
-        </w:rPr>
-      </w:r>
-      <w:r>
-        <w:rPr>
-          <w:lang w:val="ar_AE" w:bidi="ar_AE"/>
-        </w:rPr>
-      </w:r>
-    </w:p>
-    <w:p>
-      <w:pPr>
-        <w:bidi/>
-      </w:pPr>
-      <w:r>
-        <w:rPr>
-          <w:lang w:val="ar_AE" w:bidi="ar_AE"/>
-        </w:rPr>
-      </w:r>
-    </w:p>
-    <w:p>
-      <w:pPr>
-        <w:bidi/>
-      </w:pPr>
-      <w:r>
-        <w:rPr>
-          <w:lang w:val="ar_AE" w:bidi="ar_AE"/>
-        </w:rPr>
-      </w:r>
-      <w:r>
-        <w:rPr>
-          <w:vertAlign w:val="superscript"/>
-          <w:lang w:val="ar_AE" w:bidi="ar_AE"/>
-        </w:rPr>
-        <w:t>12</w:t>
-      </w:r>
-      <w:r>
-        <w:rPr>
-          <w:lang w:val="ar_AE" w:bidi="ar_AE"/>
-        </w:rPr>
-        <w:t xml:space="preserve"> وَأَنْتُمْ أَيْضاً أَيُّهَا الْكُوشِيُّونَ سَتَسْقُطُونَ صَرْعَى سَيْفِي.</w:t>
-      </w:r>
-      <w:r>
-        <w:rPr>
-          <w:lang w:val="ar_AE" w:bidi="ar_AE"/>
-        </w:rPr>
-      </w:r>
-      <w:r>
-        <w:rPr>
-          <w:lang w:val="ar_AE" w:bidi="ar_AE"/>
-        </w:rPr>
-      </w:r>
-    </w:p>
-    <w:p>
-      <w:pPr>
-        <w:bidi/>
-      </w:pPr>
-      <w:r>
-        <w:rPr>
-          <w:lang w:val="ar_AE" w:bidi="ar_AE"/>
-        </w:rPr>
-      </w:r>
-    </w:p>
-    <w:p>
-      <w:pPr>
-        <w:bidi/>
-      </w:pPr>
-      <w:r>
-        <w:rPr>
-          <w:lang w:val="ar_AE" w:bidi="ar_AE"/>
-        </w:rPr>
-      </w:r>
-      <w:r>
-        <w:rPr>
-          <w:vertAlign w:val="superscript"/>
-          <w:lang w:val="ar_AE" w:bidi="ar_AE"/>
-        </w:rPr>
-        <w:t>13</w:t>
-      </w:r>
-      <w:r>
-        <w:rPr>
-          <w:lang w:val="ar_AE" w:bidi="ar_AE"/>
-        </w:rPr>
-        <w:t xml:space="preserve"> ثُمَّ يَبْسُطُ يَدَهُ نَحْوَ الشِّمَالِ وَيُبِيدُ أَشُّورَ وَيَجْعَلُ نِينَوَى قَفْراً مُوْحِشاً، أَرْضاً قَاحِلَةً كَالصَّحْرَاءِ.</w:t>
-      </w:r>
-      <w:r>
-        <w:rPr>
-          <w:lang w:val="ar_AE" w:bidi="ar_AE"/>
-        </w:rPr>
-      </w:r>
-      <w:r>
-        <w:rPr>
-          <w:lang w:val="ar_AE" w:bidi="ar_AE"/>
-        </w:rPr>
-      </w:r>
-    </w:p>
-    <w:p>
-      <w:pPr>
-        <w:bidi/>
-      </w:pPr>
-      <w:r>
-        <w:rPr>
-          <w:lang w:val="ar_AE" w:bidi="ar_AE"/>
-        </w:rPr>
-      </w:r>
-    </w:p>
-    <w:p>
-      <w:pPr>
-        <w:bidi/>
-      </w:pPr>
-      <w:r>
-        <w:rPr>
-          <w:lang w:val="ar_AE" w:bidi="ar_AE"/>
-        </w:rPr>
-      </w:r>
-      <w:r>
-        <w:rPr>
-          <w:vertAlign w:val="superscript"/>
-          <w:lang w:val="ar_AE" w:bidi="ar_AE"/>
-        </w:rPr>
-        <w:t>14</w:t>
-      </w:r>
-      <w:r>
-        <w:rPr>
-          <w:lang w:val="ar_AE" w:bidi="ar_AE"/>
-        </w:rPr>
-        <w:t xml:space="preserve"> تَرْبِضُ فِي وَسَطِهَا الْقُطْعَانُ وَسَائِرُ وُحُوشِ الْبَرِّ، وَيَأْوِي إِلَى تِيجَانِ أَعْمِدَتِهَا الْقُوقُ وَالْقُنْفُذُ وَيَنْعَبُ الْغُرَابُ عَلَى عَتَبَاتِهَا، لأَنَّ أَرْزَهَا قَدْ تَعَرَّى.</w:t>
-      </w:r>
-      <w:r>
-        <w:rPr>
-          <w:lang w:val="ar_AE" w:bidi="ar_AE"/>
-        </w:rPr>
-      </w:r>
-      <w:r>
-        <w:rPr>
-          <w:lang w:val="ar_AE" w:bidi="ar_AE"/>
-        </w:rPr>
-      </w:r>
-    </w:p>
-    <w:p>
-      <w:pPr>
-        <w:bidi/>
-      </w:pPr>
-      <w:r>
-        <w:rPr>
-          <w:lang w:val="ar_AE" w:bidi="ar_AE"/>
-        </w:rPr>
-      </w:r>
-    </w:p>
-    <w:p>
-      <w:pPr>
-        <w:bidi/>
-      </w:pPr>
-      <w:r>
-        <w:rPr>
-          <w:lang w:val="ar_AE" w:bidi="ar_AE"/>
-        </w:rPr>
-      </w:r>
-      <w:r>
-        <w:rPr>
-          <w:vertAlign w:val="superscript"/>
+          <w:rtl/>
+          <w:cs/>
           <w:lang w:val="ar_AE" w:bidi="ar_AE"/>
         </w:rPr>
         <w:t>15</w:t>
       </w:r>
       <w:r>
         <w:rPr>
+          <w:rtl/>
+          <w:cs/>
           <w:lang w:val="ar_AE" w:bidi="ar_AE"/>
         </w:rPr>
         <w:t xml:space="preserve"> هَذِهِ هِيَ الْمَدِينَةُ الطَّرُوبُ الَّتِي سَكَنَتْ آمِنَةً قَائِلَةً لِنَفْسِهَا: أَنَا وَلَيْسَ لِي نَظِيرٌ! كَيْفَ صَارَتْ أَطْلالاً، وَمَأْوىً لِلْوُحُوشِ الْبَرِّيَّةِ؟ كُلُّ مَنْ يَجْتَازُ بِها يَصْفِرُ دَهْشَةً وَيَهُزُّ يَدَهُ».</w:t>
-      </w:r>
-      <w:r>
-        <w:rPr>
-          <w:lang w:val="ar_AE" w:bidi="ar_AE"/>
-        </w:rPr>
-      </w:r>
-      <w:r>
-        <w:rPr>
-          <w:lang w:val="ar_AE" w:bidi="ar_AE"/>
-        </w:rPr>
-      </w:r>
-    </w:p>
-    <w:p>
-      <w:pPr>
-        <w:bidi/>
-      </w:pPr>
-      <w:r>
-        <w:rPr>
-          <w:lang w:val="ar_AE" w:bidi="ar_AE"/>
-        </w:rPr>
       </w:r>
     </w:p>
     <w:p>
@@ -1694,12 +1235,16 @@
       </w:pPr>
       <w:r>
         <w:rPr>
-          <w:lang w:val="ar_AE" w:bidi="ar_AE"/>
-        </w:rPr>
-        <w:t>Zephaniah 3:1</w:t>
-      </w:r>
-      <w:r>
-        <w:rPr>
+          <w:rtl/>
+          <w:cs/>
+          <w:lang w:val="ar_AE" w:bidi="ar_AE"/>
+        </w:rPr>
+        <w:t>صفنيا 3:1</w:t>
+      </w:r>
+      <w:r>
+        <w:rPr>
+          <w:rtl/>
+          <w:cs/>
           <w:lang w:val="ar_AE" w:bidi="ar_AE"/>
         </w:rPr>
       </w:r>
@@ -1710,32 +1255,28 @@
       </w:pPr>
       <w:r>
         <w:rPr>
+          <w:rtl/>
+          <w:cs/>
           <w:lang w:val="ar_AE" w:bidi="ar_AE"/>
         </w:rPr>
       </w:r>
       <w:r>
         <w:rPr>
           <w:vertAlign w:val="superscript"/>
+          <w:rtl/>
+          <w:cs/>
           <w:lang w:val="ar_AE" w:bidi="ar_AE"/>
         </w:rPr>
         <w:t>1</w:t>
       </w:r>
       <w:r>
         <w:rPr>
+          <w:rtl/>
+          <w:cs/>
           <w:lang w:val="ar_AE" w:bidi="ar_AE"/>
         </w:rPr>
         <w:t xml:space="preserve"> وَيْلٌ لِلْمَدِينَةِ الظَّالِمَةِ الْمُتَمَرِّدَةِ الدَّنِسَةِ،</w:t>
       </w:r>
-      <w:r>
-        <w:rPr>
-          <w:lang w:val="ar_AE" w:bidi="ar_AE"/>
-        </w:rPr>
-      </w:r>
-      <w:r>
-        <w:rPr>
-          <w:lang w:val="ar_AE" w:bidi="ar_AE"/>
-        </w:rPr>
-      </w:r>
     </w:p>
     <w:p>
       <w:pPr>
@@ -1743,8 +1284,27 @@
       </w:pPr>
       <w:r>
         <w:rPr>
-          <w:lang w:val="ar_AE" w:bidi="ar_AE"/>
-        </w:rPr>
+          <w:rtl/>
+          <w:cs/>
+          <w:lang w:val="ar_AE" w:bidi="ar_AE"/>
+        </w:rPr>
+      </w:r>
+      <w:r>
+        <w:rPr>
+          <w:vertAlign w:val="superscript"/>
+          <w:rtl/>
+          <w:cs/>
+          <w:lang w:val="ar_AE" w:bidi="ar_AE"/>
+        </w:rPr>
+        <w:t>2</w:t>
+      </w:r>
+      <w:r>
+        <w:rPr>
+          <w:rtl/>
+          <w:cs/>
+          <w:lang w:val="ar_AE" w:bidi="ar_AE"/>
+        </w:rPr>
+        <w:t xml:space="preserve"> الَّتِي لَا تُصْغِي لِصَوْتِ أَحَدٍ، وَتَأْبَى التَّقْوِيمَ، وَلا تَتَّكِلُ عَلَى الرَّبِّ، وَلا تَتَقَرَّبُ مِنْ إِلَهِهَا.</w:t>
       </w:r>
     </w:p>
     <w:p>
@@ -1753,31 +1313,27 @@
       </w:pPr>
       <w:r>
         <w:rPr>
+          <w:rtl/>
+          <w:cs/>
           <w:lang w:val="ar_AE" w:bidi="ar_AE"/>
         </w:rPr>
       </w:r>
       <w:r>
         <w:rPr>
           <w:vertAlign w:val="superscript"/>
-          <w:lang w:val="ar_AE" w:bidi="ar_AE"/>
-        </w:rPr>
-        <w:t>2</w:t>
-      </w:r>
-      <w:r>
-        <w:rPr>
-          <w:lang w:val="ar_AE" w:bidi="ar_AE"/>
-        </w:rPr>
-        <w:t xml:space="preserve"> الَّتِي لَا تُصْغِي لِصَوْتِ أَحَدٍ، وَتَأْبَى التَّقْوِيمَ، وَلا تَتَّكِلُ عَلَى الرَّبِّ، وَلا تَتَقَرَّبُ مِنْ إِلَهِهَا.</w:t>
-      </w:r>
-      <w:r>
-        <w:rPr>
-          <w:lang w:val="ar_AE" w:bidi="ar_AE"/>
-        </w:rPr>
-      </w:r>
-      <w:r>
-        <w:rPr>
-          <w:lang w:val="ar_AE" w:bidi="ar_AE"/>
-        </w:rPr>
+          <w:rtl/>
+          <w:cs/>
+          <w:lang w:val="ar_AE" w:bidi="ar_AE"/>
+        </w:rPr>
+        <w:t>3</w:t>
+      </w:r>
+      <w:r>
+        <w:rPr>
+          <w:rtl/>
+          <w:cs/>
+          <w:lang w:val="ar_AE" w:bidi="ar_AE"/>
+        </w:rPr>
+        <w:t xml:space="preserve"> رُؤَسَاؤُهَا فِي دَاخِلِهَا أُسُودٌ زَائِرَةٌ، وَقُضَاتُهَا كَذِئَابِ الْمَسَاءِ الْجَائِعَةِ الَّتِي لَا تُبْقِي شَيْئاً مِنْ فَرَائِسِهَا إِلَى الصَّبَاحِ.</w:t>
       </w:r>
     </w:p>
     <w:p>
@@ -1786,8 +1342,27 @@
       </w:pPr>
       <w:r>
         <w:rPr>
-          <w:lang w:val="ar_AE" w:bidi="ar_AE"/>
-        </w:rPr>
+          <w:rtl/>
+          <w:cs/>
+          <w:lang w:val="ar_AE" w:bidi="ar_AE"/>
+        </w:rPr>
+      </w:r>
+      <w:r>
+        <w:rPr>
+          <w:vertAlign w:val="superscript"/>
+          <w:rtl/>
+          <w:cs/>
+          <w:lang w:val="ar_AE" w:bidi="ar_AE"/>
+        </w:rPr>
+        <w:t>4</w:t>
+      </w:r>
+      <w:r>
+        <w:rPr>
+          <w:rtl/>
+          <w:cs/>
+          <w:lang w:val="ar_AE" w:bidi="ar_AE"/>
+        </w:rPr>
+        <w:t xml:space="preserve"> أَنْبِيَاؤُهَا مَغْرُورُونَ وَخَوَنَةٌ، وَكَهَنَتُهَا يُدَنِّسُونَ الْمَقْدِسَ وَيَتَعَدُّونَ عَلَى الشَّرِيعَةِ.</w:t>
       </w:r>
     </w:p>
     <w:p>
@@ -1796,31 +1371,27 @@
       </w:pPr>
       <w:r>
         <w:rPr>
+          <w:rtl/>
+          <w:cs/>
           <w:lang w:val="ar_AE" w:bidi="ar_AE"/>
         </w:rPr>
       </w:r>
       <w:r>
         <w:rPr>
           <w:vertAlign w:val="superscript"/>
-          <w:lang w:val="ar_AE" w:bidi="ar_AE"/>
-        </w:rPr>
-        <w:t>3</w:t>
-      </w:r>
-      <w:r>
-        <w:rPr>
-          <w:lang w:val="ar_AE" w:bidi="ar_AE"/>
-        </w:rPr>
-        <w:t xml:space="preserve"> رُؤَسَاؤُهَا فِي دَاخِلِهَا أُسُودٌ زَائِرَةٌ، وَقُضَاتُهَا كَذِئَابِ الْمَسَاءِ الْجَائِعَةِ الَّتِي لَا تُبْقِي شَيْئاً مِنْ فَرَائِسِهَا إِلَى الصَّبَاحِ.</w:t>
-      </w:r>
-      <w:r>
-        <w:rPr>
-          <w:lang w:val="ar_AE" w:bidi="ar_AE"/>
-        </w:rPr>
-      </w:r>
-      <w:r>
-        <w:rPr>
-          <w:lang w:val="ar_AE" w:bidi="ar_AE"/>
-        </w:rPr>
+          <w:rtl/>
+          <w:cs/>
+          <w:lang w:val="ar_AE" w:bidi="ar_AE"/>
+        </w:rPr>
+        <w:t>5</w:t>
+      </w:r>
+      <w:r>
+        <w:rPr>
+          <w:rtl/>
+          <w:cs/>
+          <w:lang w:val="ar_AE" w:bidi="ar_AE"/>
+        </w:rPr>
+        <w:t xml:space="preserve"> وَلَكِنَّ الرَّبَّ مَا بَرِحَ صِدِّيقاً فِي وَسَطِهَا، لَا يَرْتَكِبُ خَطَأً، وَيُبْدِي فِي كُلِّ صَبَاحٍ عَدْلَهُ وَفِي كُلِّ فَجْرٍ حَقَّهُ. لَا يُخْفِقُ قَطُّ؛ أَمَّا الأَثِيمُ فَلا يَعْرِفُ مَا هُوَ الْخِزْيُ.</w:t>
       </w:r>
     </w:p>
     <w:p>
@@ -1829,8 +1400,27 @@
       </w:pPr>
       <w:r>
         <w:rPr>
-          <w:lang w:val="ar_AE" w:bidi="ar_AE"/>
-        </w:rPr>
+          <w:rtl/>
+          <w:cs/>
+          <w:lang w:val="ar_AE" w:bidi="ar_AE"/>
+        </w:rPr>
+      </w:r>
+      <w:r>
+        <w:rPr>
+          <w:vertAlign w:val="superscript"/>
+          <w:rtl/>
+          <w:cs/>
+          <w:lang w:val="ar_AE" w:bidi="ar_AE"/>
+        </w:rPr>
+        <w:t>6</w:t>
+      </w:r>
+      <w:r>
+        <w:rPr>
+          <w:rtl/>
+          <w:cs/>
+          <w:lang w:val="ar_AE" w:bidi="ar_AE"/>
+        </w:rPr>
+        <w:t xml:space="preserve"> اسْتَأْصَلْتُ أُمَماً فَغَدَتْ بُرُوجُهُمْ أَطْلالاً. أَقْفَرْتُ شَوَارِعَهُمْ فَلا يَعْبُرُ بِها أَحَدٌ. صَارَتْ مُدُنُهُمْ خَرَاباً لَا يُقِيمُ فِيهَا إِنْسَانٌ أَوْ سَاكِنٌ.</w:t>
       </w:r>
     </w:p>
     <w:p>
@@ -1839,31 +1429,27 @@
       </w:pPr>
       <w:r>
         <w:rPr>
+          <w:rtl/>
+          <w:cs/>
           <w:lang w:val="ar_AE" w:bidi="ar_AE"/>
         </w:rPr>
       </w:r>
       <w:r>
         <w:rPr>
           <w:vertAlign w:val="superscript"/>
-          <w:lang w:val="ar_AE" w:bidi="ar_AE"/>
-        </w:rPr>
-        <w:t>4</w:t>
-      </w:r>
-      <w:r>
-        <w:rPr>
-          <w:lang w:val="ar_AE" w:bidi="ar_AE"/>
-        </w:rPr>
-        <w:t xml:space="preserve"> أَنْبِيَاؤُهَا مَغْرُورُونَ وَخَوَنَةٌ، وَكَهَنَتُهَا يُدَنِّسُونَ الْمَقْدِسَ وَيَتَعَدُّونَ عَلَى الشَّرِيعَةِ.</w:t>
-      </w:r>
-      <w:r>
-        <w:rPr>
-          <w:lang w:val="ar_AE" w:bidi="ar_AE"/>
-        </w:rPr>
-      </w:r>
-      <w:r>
-        <w:rPr>
-          <w:lang w:val="ar_AE" w:bidi="ar_AE"/>
-        </w:rPr>
+          <w:rtl/>
+          <w:cs/>
+          <w:lang w:val="ar_AE" w:bidi="ar_AE"/>
+        </w:rPr>
+        <w:t>7</w:t>
+      </w:r>
+      <w:r>
+        <w:rPr>
+          <w:rtl/>
+          <w:cs/>
+          <w:lang w:val="ar_AE" w:bidi="ar_AE"/>
+        </w:rPr>
+        <w:t xml:space="preserve"> فَقُلْتُ: لَوْ إِنَّ أَهْلَهَا يَخَافُونَنِي وَيَقْبَلُونَ تَقْوِيمِي، فَلا تُسْتَأْصَلُ مَسَاكِنُهُمْ وَلا يَنْصَبُّ عَلَيْهِمْ كُلُّ غَضَبِي. وَلَكِنَّهُمْ جَدُّوا مُبَكِّرِينَ بِارْتِكَابِ الْفَسَادِ فِي كُلِّ عَمَلٍ أَقْدَمُوا عَلَيْهِ.</w:t>
       </w:r>
     </w:p>
     <w:p>
@@ -1872,8 +1458,27 @@
       </w:pPr>
       <w:r>
         <w:rPr>
-          <w:lang w:val="ar_AE" w:bidi="ar_AE"/>
-        </w:rPr>
+          <w:rtl/>
+          <w:cs/>
+          <w:lang w:val="ar_AE" w:bidi="ar_AE"/>
+        </w:rPr>
+      </w:r>
+      <w:r>
+        <w:rPr>
+          <w:vertAlign w:val="superscript"/>
+          <w:rtl/>
+          <w:cs/>
+          <w:lang w:val="ar_AE" w:bidi="ar_AE"/>
+        </w:rPr>
+        <w:t>8</w:t>
+      </w:r>
+      <w:r>
+        <w:rPr>
+          <w:rtl/>
+          <w:cs/>
+          <w:lang w:val="ar_AE" w:bidi="ar_AE"/>
+        </w:rPr>
+        <w:t xml:space="preserve"> لِذَلِكَ يَقُولُ الرَّبُّ: انْتَظِرُونِي لأَنِّي عَزَمْتُ فِي الْيَوْمِ الَّذِي أَقُومُ فِيهِ كَشَاهِدٍ أَنْ أَجْمَعَ الأُمَمَ وَأَحْشُدَ الْمَمَالِكَ لأَسْكُبَ عَلَيْهِمْ سَخَطِي وَاحْتِدَامَ غَضَبِي، لأَنَّ الأَرْضَ بِكَامِلِهَا سَتُؤْكَلُ بِنَارِ غَيْرَةِ غَيْظِي.</w:t>
       </w:r>
     </w:p>
     <w:p>
@@ -1882,31 +1487,27 @@
       </w:pPr>
       <w:r>
         <w:rPr>
+          <w:rtl/>
+          <w:cs/>
           <w:lang w:val="ar_AE" w:bidi="ar_AE"/>
         </w:rPr>
       </w:r>
       <w:r>
         <w:rPr>
           <w:vertAlign w:val="superscript"/>
-          <w:lang w:val="ar_AE" w:bidi="ar_AE"/>
-        </w:rPr>
-        <w:t>5</w:t>
-      </w:r>
-      <w:r>
-        <w:rPr>
-          <w:lang w:val="ar_AE" w:bidi="ar_AE"/>
-        </w:rPr>
-        <w:t xml:space="preserve"> وَلَكِنَّ الرَّبَّ مَا بَرِحَ صِدِّيقاً فِي وَسَطِهَا، لَا يَرْتَكِبُ خَطَأً، وَيُبْدِي فِي كُلِّ صَبَاحٍ عَدْلَهُ وَفِي كُلِّ فَجْرٍ حَقَّهُ. لَا يُخْفِقُ قَطُّ؛ أَمَّا الأَثِيمُ فَلا يَعْرِفُ مَا هُوَ الْخِزْيُ.</w:t>
-      </w:r>
-      <w:r>
-        <w:rPr>
-          <w:lang w:val="ar_AE" w:bidi="ar_AE"/>
-        </w:rPr>
-      </w:r>
-      <w:r>
-        <w:rPr>
-          <w:lang w:val="ar_AE" w:bidi="ar_AE"/>
-        </w:rPr>
+          <w:rtl/>
+          <w:cs/>
+          <w:lang w:val="ar_AE" w:bidi="ar_AE"/>
+        </w:rPr>
+        <w:t>9</w:t>
+      </w:r>
+      <w:r>
+        <w:rPr>
+          <w:rtl/>
+          <w:cs/>
+          <w:lang w:val="ar_AE" w:bidi="ar_AE"/>
+        </w:rPr>
+        <w:t xml:space="preserve"> عِنْدَئِذٍ أُنَقِّي شِفَاهَ الشَّعْبِ لِيَدْعُوا جَمِيعُهُمْ بِاسْمِ الرَّبِّ وَيَعْبُدُوهُ جَنْباً إِلَى جَنْبٍ.</w:t>
       </w:r>
     </w:p>
     <w:p>
@@ -1915,8 +1516,27 @@
       </w:pPr>
       <w:r>
         <w:rPr>
-          <w:lang w:val="ar_AE" w:bidi="ar_AE"/>
-        </w:rPr>
+          <w:rtl/>
+          <w:cs/>
+          <w:lang w:val="ar_AE" w:bidi="ar_AE"/>
+        </w:rPr>
+      </w:r>
+      <w:r>
+        <w:rPr>
+          <w:vertAlign w:val="superscript"/>
+          <w:rtl/>
+          <w:cs/>
+          <w:lang w:val="ar_AE" w:bidi="ar_AE"/>
+        </w:rPr>
+        <w:t>10</w:t>
+      </w:r>
+      <w:r>
+        <w:rPr>
+          <w:rtl/>
+          <w:cs/>
+          <w:lang w:val="ar_AE" w:bidi="ar_AE"/>
+        </w:rPr>
+        <w:t xml:space="preserve"> فَيُقَرِّبُ إِلَيَّ شَعْبِي الْمُشَتَّتُ ذَبِيحَةً مِنْ وَرَاءِ أَنْهَارِ كُوشٍ حَيْثُ يُقِيمُ الْمُتَضَرِّعُونَ إِلَيَّ.</w:t>
       </w:r>
     </w:p>
     <w:p>
@@ -1925,31 +1545,27 @@
       </w:pPr>
       <w:r>
         <w:rPr>
+          <w:rtl/>
+          <w:cs/>
           <w:lang w:val="ar_AE" w:bidi="ar_AE"/>
         </w:rPr>
       </w:r>
       <w:r>
         <w:rPr>
           <w:vertAlign w:val="superscript"/>
-          <w:lang w:val="ar_AE" w:bidi="ar_AE"/>
-        </w:rPr>
-        <w:t>6</w:t>
-      </w:r>
-      <w:r>
-        <w:rPr>
-          <w:lang w:val="ar_AE" w:bidi="ar_AE"/>
-        </w:rPr>
-        <w:t xml:space="preserve"> اسْتَأْصَلْتُ أُمَماً فَغَدَتْ بُرُوجُهُمْ أَطْلالاً. أَقْفَرْتُ شَوَارِعَهُمْ فَلا يَعْبُرُ بِها أَحَدٌ. صَارَتْ مُدُنُهُمْ خَرَاباً لَا يُقِيمُ فِيهَا إِنْسَانٌ أَوْ سَاكِنٌ.</w:t>
-      </w:r>
-      <w:r>
-        <w:rPr>
-          <w:lang w:val="ar_AE" w:bidi="ar_AE"/>
-        </w:rPr>
-      </w:r>
-      <w:r>
-        <w:rPr>
-          <w:lang w:val="ar_AE" w:bidi="ar_AE"/>
-        </w:rPr>
+          <w:rtl/>
+          <w:cs/>
+          <w:lang w:val="ar_AE" w:bidi="ar_AE"/>
+        </w:rPr>
+        <w:t>11</w:t>
+      </w:r>
+      <w:r>
+        <w:rPr>
+          <w:rtl/>
+          <w:cs/>
+          <w:lang w:val="ar_AE" w:bidi="ar_AE"/>
+        </w:rPr>
+        <w:t xml:space="preserve"> فِي ذَلِكَ الْيَوْمِ لَنْ يَلْحَقَكُمُ الْعَارُ مِنْ جَرَّاءِ مَا ارْتَكَبْتُمْ مِنْ أَعْمَالٍ تَمَرَّدْتُمْ بِها عَلَيَّ، لأَنِّي سَأُزِيلُ آنَئِذٍ مِنْ وَسَطِكُمُ الْمُسْتَخِفِّينَ الْمُتَكَبِّرِينَ، فَلا يَبْقَى مُتَشَامِخٌ فِي جَبَلِي الْمُقَدَّسِ.</w:t>
       </w:r>
     </w:p>
     <w:p>
@@ -1958,8 +1574,27 @@
       </w:pPr>
       <w:r>
         <w:rPr>
-          <w:lang w:val="ar_AE" w:bidi="ar_AE"/>
-        </w:rPr>
+          <w:rtl/>
+          <w:cs/>
+          <w:lang w:val="ar_AE" w:bidi="ar_AE"/>
+        </w:rPr>
+      </w:r>
+      <w:r>
+        <w:rPr>
+          <w:vertAlign w:val="superscript"/>
+          <w:rtl/>
+          <w:cs/>
+          <w:lang w:val="ar_AE" w:bidi="ar_AE"/>
+        </w:rPr>
+        <w:t>12</w:t>
+      </w:r>
+      <w:r>
+        <w:rPr>
+          <w:rtl/>
+          <w:cs/>
+          <w:lang w:val="ar_AE" w:bidi="ar_AE"/>
+        </w:rPr>
+        <w:t xml:space="preserve"> إِنَّمَا أُبْقِي بَيْنَكُمْ شَعْباً مُتَوَاضِعاً فَقِيراً يَتَوَكَّلُونَ عَلَى اسْمِ الرَّبِّ.</w:t>
       </w:r>
     </w:p>
     <w:p>
@@ -1968,31 +1603,27 @@
       </w:pPr>
       <w:r>
         <w:rPr>
+          <w:rtl/>
+          <w:cs/>
           <w:lang w:val="ar_AE" w:bidi="ar_AE"/>
         </w:rPr>
       </w:r>
       <w:r>
         <w:rPr>
           <w:vertAlign w:val="superscript"/>
-          <w:lang w:val="ar_AE" w:bidi="ar_AE"/>
-        </w:rPr>
-        <w:t>7</w:t>
-      </w:r>
-      <w:r>
-        <w:rPr>
-          <w:lang w:val="ar_AE" w:bidi="ar_AE"/>
-        </w:rPr>
-        <w:t xml:space="preserve"> فَقُلْتُ: لَوْ إِنَّ أَهْلَهَا يَخَافُونَنِي وَيَقْبَلُونَ تَقْوِيمِي، فَلا تُسْتَأْصَلُ مَسَاكِنُهُمْ وَلا يَنْصَبُّ عَلَيْهِمْ كُلُّ غَضَبِي. وَلَكِنَّهُمْ جَدُّوا مُبَكِّرِينَ بِارْتِكَابِ الْفَسَادِ فِي كُلِّ عَمَلٍ أَقْدَمُوا عَلَيْهِ.</w:t>
-      </w:r>
-      <w:r>
-        <w:rPr>
-          <w:lang w:val="ar_AE" w:bidi="ar_AE"/>
-        </w:rPr>
-      </w:r>
-      <w:r>
-        <w:rPr>
-          <w:lang w:val="ar_AE" w:bidi="ar_AE"/>
-        </w:rPr>
+          <w:rtl/>
+          <w:cs/>
+          <w:lang w:val="ar_AE" w:bidi="ar_AE"/>
+        </w:rPr>
+        <w:t>13</w:t>
+      </w:r>
+      <w:r>
+        <w:rPr>
+          <w:rtl/>
+          <w:cs/>
+          <w:lang w:val="ar_AE" w:bidi="ar_AE"/>
+        </w:rPr>
+        <w:t xml:space="preserve"> وَلَنْ يَرْتَكِبَ بَقِيَّةُ إِسْرَائِيلَ الإِثْمَ، وَلا يَنْطِقُونَ بِالْكَذِبِ، وَلَيْسَ فِي أَفْوَاهِهِمْ غِشٌّ، بَلْ يَعِيشُونَ آمِنِينَ مِنْ غَيْرِ أَنْ يُهَدِّدَهُمْ أَحَدٌ.</w:t>
       </w:r>
     </w:p>
     <w:p>
@@ -2001,8 +1632,27 @@
       </w:pPr>
       <w:r>
         <w:rPr>
-          <w:lang w:val="ar_AE" w:bidi="ar_AE"/>
-        </w:rPr>
+          <w:rtl/>
+          <w:cs/>
+          <w:lang w:val="ar_AE" w:bidi="ar_AE"/>
+        </w:rPr>
+      </w:r>
+      <w:r>
+        <w:rPr>
+          <w:vertAlign w:val="superscript"/>
+          <w:rtl/>
+          <w:cs/>
+          <w:lang w:val="ar_AE" w:bidi="ar_AE"/>
+        </w:rPr>
+        <w:t>14</w:t>
+      </w:r>
+      <w:r>
+        <w:rPr>
+          <w:rtl/>
+          <w:cs/>
+          <w:lang w:val="ar_AE" w:bidi="ar_AE"/>
+        </w:rPr>
+        <w:t xml:space="preserve"> اشْدِي يَا ابْنَةَ صِهْيَوْنَ وَاهْتُفْ يَا إِسْرَائِيلُ، ابْتَهِجِي وَتَهَلَّلِي يَا ابْنَةَ أُورُشَلِيمَ.</w:t>
       </w:r>
     </w:p>
     <w:p>
@@ -2011,31 +1661,27 @@
       </w:pPr>
       <w:r>
         <w:rPr>
+          <w:rtl/>
+          <w:cs/>
           <w:lang w:val="ar_AE" w:bidi="ar_AE"/>
         </w:rPr>
       </w:r>
       <w:r>
         <w:rPr>
           <w:vertAlign w:val="superscript"/>
-          <w:lang w:val="ar_AE" w:bidi="ar_AE"/>
-        </w:rPr>
-        <w:t>8</w:t>
-      </w:r>
-      <w:r>
-        <w:rPr>
-          <w:lang w:val="ar_AE" w:bidi="ar_AE"/>
-        </w:rPr>
-        <w:t xml:space="preserve"> لِذَلِكَ يَقُولُ الرَّبُّ: انْتَظِرُونِي لأَنِّي عَزَمْتُ فِي الْيَوْمِ الَّذِي أَقُومُ فِيهِ كَشَاهِدٍ أَنْ أَجْمَعَ الأُمَمَ وَأَحْشُدَ الْمَمَالِكَ لأَسْكُبَ عَلَيْهِمْ سَخَطِي وَاحْتِدَامَ غَضَبِي، لأَنَّ الأَرْضَ بِكَامِلِهَا سَتُؤْكَلُ بِنَارِ غَيْرَةِ غَيْظِي.</w:t>
-      </w:r>
-      <w:r>
-        <w:rPr>
-          <w:lang w:val="ar_AE" w:bidi="ar_AE"/>
-        </w:rPr>
-      </w:r>
-      <w:r>
-        <w:rPr>
-          <w:lang w:val="ar_AE" w:bidi="ar_AE"/>
-        </w:rPr>
+          <w:rtl/>
+          <w:cs/>
+          <w:lang w:val="ar_AE" w:bidi="ar_AE"/>
+        </w:rPr>
+        <w:t>15</w:t>
+      </w:r>
+      <w:r>
+        <w:rPr>
+          <w:rtl/>
+          <w:cs/>
+          <w:lang w:val="ar_AE" w:bidi="ar_AE"/>
+        </w:rPr>
+        <w:t xml:space="preserve"> لأَنَّ الرَّبَّ قَدْ رَفَعَ عَنْكِ حُكْمَ قَضَائِهِ وَرَدَّ عَنْكِ أَعْدَاءَكِ. إِنَّ الرَّبَّ مَلِكَ إِسْرَائِيلَ هُوَ فِي وَسَطِكِ، فَلا تَخْشَيْ شَرّاً فِي مَا بَعْدُ.</w:t>
       </w:r>
     </w:p>
     <w:p>
@@ -2044,8 +1690,27 @@
       </w:pPr>
       <w:r>
         <w:rPr>
-          <w:lang w:val="ar_AE" w:bidi="ar_AE"/>
-        </w:rPr>
+          <w:rtl/>
+          <w:cs/>
+          <w:lang w:val="ar_AE" w:bidi="ar_AE"/>
+        </w:rPr>
+      </w:r>
+      <w:r>
+        <w:rPr>
+          <w:vertAlign w:val="superscript"/>
+          <w:rtl/>
+          <w:cs/>
+          <w:lang w:val="ar_AE" w:bidi="ar_AE"/>
+        </w:rPr>
+        <w:t>16</w:t>
+      </w:r>
+      <w:r>
+        <w:rPr>
+          <w:rtl/>
+          <w:cs/>
+          <w:lang w:val="ar_AE" w:bidi="ar_AE"/>
+        </w:rPr>
+        <w:t xml:space="preserve"> وَيُقَالُ فِي ذَلِكَ الْيَوْمِ لأُورُشَلِيمَ: لَا تَخَافِي يَا صِهْيَوْنُ، وَلا تَرْتَخِ يَدَاكِ.</w:t>
       </w:r>
     </w:p>
     <w:p>
@@ -2054,31 +1719,27 @@
       </w:pPr>
       <w:r>
         <w:rPr>
+          <w:rtl/>
+          <w:cs/>
           <w:lang w:val="ar_AE" w:bidi="ar_AE"/>
         </w:rPr>
       </w:r>
       <w:r>
         <w:rPr>
           <w:vertAlign w:val="superscript"/>
-          <w:lang w:val="ar_AE" w:bidi="ar_AE"/>
-        </w:rPr>
-        <w:t>9</w:t>
-      </w:r>
-      <w:r>
-        <w:rPr>
-          <w:lang w:val="ar_AE" w:bidi="ar_AE"/>
-        </w:rPr>
-        <w:t xml:space="preserve"> عِنْدَئِذٍ أُنَقِّي شِفَاهَ الشَّعْبِ لِيَدْعُوا جَمِيعُهُمْ بِاسْمِ الرَّبِّ وَيَعْبُدُوهُ جَنْباً إِلَى جَنْبٍ.</w:t>
-      </w:r>
-      <w:r>
-        <w:rPr>
-          <w:lang w:val="ar_AE" w:bidi="ar_AE"/>
-        </w:rPr>
-      </w:r>
-      <w:r>
-        <w:rPr>
-          <w:lang w:val="ar_AE" w:bidi="ar_AE"/>
-        </w:rPr>
+          <w:rtl/>
+          <w:cs/>
+          <w:lang w:val="ar_AE" w:bidi="ar_AE"/>
+        </w:rPr>
+        <w:t>17</w:t>
+      </w:r>
+      <w:r>
+        <w:rPr>
+          <w:rtl/>
+          <w:cs/>
+          <w:lang w:val="ar_AE" w:bidi="ar_AE"/>
+        </w:rPr>
+        <w:t xml:space="preserve"> فَالرَّبُّ إِلَهُكِ فِي وَسَطِكِ، جَبَّارٌ يُخَلِّصُ. يُسَرُّ فَرَحاً بِكِ، وَيُجَدِّدُ بِمَحَبَّتِهِ حَيَاتَكِ، وَيَبْتَهِجُ بِكِ مُتَرَنِّماً.</w:t>
       </w:r>
     </w:p>
     <w:p>
@@ -2087,8 +1748,27 @@
       </w:pPr>
       <w:r>
         <w:rPr>
-          <w:lang w:val="ar_AE" w:bidi="ar_AE"/>
-        </w:rPr>
+          <w:rtl/>
+          <w:cs/>
+          <w:lang w:val="ar_AE" w:bidi="ar_AE"/>
+        </w:rPr>
+      </w:r>
+      <w:r>
+        <w:rPr>
+          <w:vertAlign w:val="superscript"/>
+          <w:rtl/>
+          <w:cs/>
+          <w:lang w:val="ar_AE" w:bidi="ar_AE"/>
+        </w:rPr>
+        <w:t>18</w:t>
+      </w:r>
+      <w:r>
+        <w:rPr>
+          <w:rtl/>
+          <w:cs/>
+          <w:lang w:val="ar_AE" w:bidi="ar_AE"/>
+        </w:rPr>
+        <w:t xml:space="preserve"> وَكَمَا فِي يَوْمِ مَوْسِمِ عِيدٍ، أُزِيلُ عَنْكِ بَلايَاكِ، فَلا تَتَحَمَّلِينَ مِنْ أَجْلِهَا أَيَّ عَارٍ.</w:t>
       </w:r>
     </w:p>
     <w:p>
@@ -2097,31 +1777,27 @@
       </w:pPr>
       <w:r>
         <w:rPr>
+          <w:rtl/>
+          <w:cs/>
           <w:lang w:val="ar_AE" w:bidi="ar_AE"/>
         </w:rPr>
       </w:r>
       <w:r>
         <w:rPr>
           <w:vertAlign w:val="superscript"/>
-          <w:lang w:val="ar_AE" w:bidi="ar_AE"/>
-        </w:rPr>
-        <w:t>10</w:t>
-      </w:r>
-      <w:r>
-        <w:rPr>
-          <w:lang w:val="ar_AE" w:bidi="ar_AE"/>
-        </w:rPr>
-        <w:t xml:space="preserve"> فَيُقَرِّبُ إِلَيَّ شَعْبِي الْمُشَتَّتُ ذَبِيحَةً مِنْ وَرَاءِ أَنْهَارِ كُوشٍ حَيْثُ يُقِيمُ الْمُتَضَرِّعُونَ إِلَيَّ.</w:t>
-      </w:r>
-      <w:r>
-        <w:rPr>
-          <w:lang w:val="ar_AE" w:bidi="ar_AE"/>
-        </w:rPr>
-      </w:r>
-      <w:r>
-        <w:rPr>
-          <w:lang w:val="ar_AE" w:bidi="ar_AE"/>
-        </w:rPr>
+          <w:rtl/>
+          <w:cs/>
+          <w:lang w:val="ar_AE" w:bidi="ar_AE"/>
+        </w:rPr>
+        <w:t>19</w:t>
+      </w:r>
+      <w:r>
+        <w:rPr>
+          <w:rtl/>
+          <w:cs/>
+          <w:lang w:val="ar_AE" w:bidi="ar_AE"/>
+        </w:rPr>
+        <w:t xml:space="preserve"> فِي ذَلِكَ الْوَقْتِ أُعَاقِبُ الَّذِينَ ضَايَقُوكِ، وَأُخَلِّصُ الأَعْرَجَ، وَأُعِيدُ الْمَسْبِيَّ، وَأُغْدِقُ عَلَيْهِمْ مَدْحاً وَشَرَفاً فِي كُلِّ أَرْضٍ تَعَرَّضُوا فِيهَا لِلْخِزْيِ.</w:t>
       </w:r>
     </w:p>
     <w:p>
@@ -2130,428 +1806,27 @@
       </w:pPr>
       <w:r>
         <w:rPr>
-          <w:lang w:val="ar_AE" w:bidi="ar_AE"/>
-        </w:rPr>
-      </w:r>
-    </w:p>
-    <w:p>
-      <w:pPr>
-        <w:bidi/>
-      </w:pPr>
-      <w:r>
-        <w:rPr>
+          <w:rtl/>
+          <w:cs/>
           <w:lang w:val="ar_AE" w:bidi="ar_AE"/>
         </w:rPr>
       </w:r>
       <w:r>
         <w:rPr>
           <w:vertAlign w:val="superscript"/>
-          <w:lang w:val="ar_AE" w:bidi="ar_AE"/>
-        </w:rPr>
-        <w:t>11</w:t>
-      </w:r>
-      <w:r>
-        <w:rPr>
-          <w:lang w:val="ar_AE" w:bidi="ar_AE"/>
-        </w:rPr>
-        <w:t xml:space="preserve"> فِي ذَلِكَ الْيَوْمِ لَنْ يَلْحَقَكُمُ الْعَارُ مِنْ جَرَّاءِ مَا ارْتَكَبْتُمْ مِنْ أَعْمَالٍ تَمَرَّدْتُمْ بِها عَلَيَّ، لأَنِّي سَأُزِيلُ آنَئِذٍ مِنْ وَسَطِكُمُ الْمُسْتَخِفِّينَ الْمُتَكَبِّرِينَ، فَلا يَبْقَى مُتَشَامِخٌ فِي جَبَلِي الْمُقَدَّسِ.</w:t>
-      </w:r>
-      <w:r>
-        <w:rPr>
-          <w:lang w:val="ar_AE" w:bidi="ar_AE"/>
-        </w:rPr>
-      </w:r>
-      <w:r>
-        <w:rPr>
-          <w:lang w:val="ar_AE" w:bidi="ar_AE"/>
-        </w:rPr>
-      </w:r>
-    </w:p>
-    <w:p>
-      <w:pPr>
-        <w:bidi/>
-      </w:pPr>
-      <w:r>
-        <w:rPr>
-          <w:lang w:val="ar_AE" w:bidi="ar_AE"/>
-        </w:rPr>
-      </w:r>
-    </w:p>
-    <w:p>
-      <w:pPr>
-        <w:bidi/>
-      </w:pPr>
-      <w:r>
-        <w:rPr>
-          <w:lang w:val="ar_AE" w:bidi="ar_AE"/>
-        </w:rPr>
-      </w:r>
-      <w:r>
-        <w:rPr>
-          <w:vertAlign w:val="superscript"/>
-          <w:lang w:val="ar_AE" w:bidi="ar_AE"/>
-        </w:rPr>
-        <w:t>12</w:t>
-      </w:r>
-      <w:r>
-        <w:rPr>
-          <w:lang w:val="ar_AE" w:bidi="ar_AE"/>
-        </w:rPr>
-        <w:t xml:space="preserve"> إِنَّمَا أُبْقِي بَيْنَكُمْ شَعْباً مُتَوَاضِعاً فَقِيراً يَتَوَكَّلُونَ عَلَى اسْمِ الرَّبِّ.</w:t>
-      </w:r>
-      <w:r>
-        <w:rPr>
-          <w:lang w:val="ar_AE" w:bidi="ar_AE"/>
-        </w:rPr>
-      </w:r>
-      <w:r>
-        <w:rPr>
-          <w:lang w:val="ar_AE" w:bidi="ar_AE"/>
-        </w:rPr>
-      </w:r>
-    </w:p>
-    <w:p>
-      <w:pPr>
-        <w:bidi/>
-      </w:pPr>
-      <w:r>
-        <w:rPr>
-          <w:lang w:val="ar_AE" w:bidi="ar_AE"/>
-        </w:rPr>
-      </w:r>
-    </w:p>
-    <w:p>
-      <w:pPr>
-        <w:bidi/>
-      </w:pPr>
-      <w:r>
-        <w:rPr>
-          <w:lang w:val="ar_AE" w:bidi="ar_AE"/>
-        </w:rPr>
-      </w:r>
-      <w:r>
-        <w:rPr>
-          <w:vertAlign w:val="superscript"/>
-          <w:lang w:val="ar_AE" w:bidi="ar_AE"/>
-        </w:rPr>
-        <w:t>13</w:t>
-      </w:r>
-      <w:r>
-        <w:rPr>
-          <w:lang w:val="ar_AE" w:bidi="ar_AE"/>
-        </w:rPr>
-        <w:t xml:space="preserve"> وَلَنْ يَرْتَكِبَ بَقِيَّةُ إِسْرَائِيلَ الإِثْمَ، وَلا يَنْطِقُونَ بِالْكَذِبِ، وَلَيْسَ فِي أَفْوَاهِهِمْ غِشٌّ، بَلْ يَعِيشُونَ آمِنِينَ مِنْ غَيْرِ أَنْ يُهَدِّدَهُمْ أَحَدٌ.</w:t>
-      </w:r>
-      <w:r>
-        <w:rPr>
-          <w:lang w:val="ar_AE" w:bidi="ar_AE"/>
-        </w:rPr>
-      </w:r>
-      <w:r>
-        <w:rPr>
-          <w:lang w:val="ar_AE" w:bidi="ar_AE"/>
-        </w:rPr>
-      </w:r>
-    </w:p>
-    <w:p>
-      <w:pPr>
-        <w:bidi/>
-      </w:pPr>
-      <w:r>
-        <w:rPr>
-          <w:lang w:val="ar_AE" w:bidi="ar_AE"/>
-        </w:rPr>
-      </w:r>
-    </w:p>
-    <w:p>
-      <w:pPr>
-        <w:bidi/>
-      </w:pPr>
-      <w:r>
-        <w:rPr>
-          <w:lang w:val="ar_AE" w:bidi="ar_AE"/>
-        </w:rPr>
-      </w:r>
-      <w:r>
-        <w:rPr>
-          <w:vertAlign w:val="superscript"/>
-          <w:lang w:val="ar_AE" w:bidi="ar_AE"/>
-        </w:rPr>
-        <w:t>14</w:t>
-      </w:r>
-      <w:r>
-        <w:rPr>
-          <w:lang w:val="ar_AE" w:bidi="ar_AE"/>
-        </w:rPr>
-        <w:t xml:space="preserve"> اشْدِي يَا ابْنَةَ صِهْيَوْنَ وَاهْتُفْ يَا إِسْرَائِيلُ، ابْتَهِجِي وَتَهَلَّلِي يَا ابْنَةَ أُورُشَلِيمَ.</w:t>
-      </w:r>
-      <w:r>
-        <w:rPr>
-          <w:lang w:val="ar_AE" w:bidi="ar_AE"/>
-        </w:rPr>
-      </w:r>
-      <w:r>
-        <w:rPr>
-          <w:lang w:val="ar_AE" w:bidi="ar_AE"/>
-        </w:rPr>
-      </w:r>
-    </w:p>
-    <w:p>
-      <w:pPr>
-        <w:bidi/>
-      </w:pPr>
-      <w:r>
-        <w:rPr>
-          <w:lang w:val="ar_AE" w:bidi="ar_AE"/>
-        </w:rPr>
-      </w:r>
-    </w:p>
-    <w:p>
-      <w:pPr>
-        <w:bidi/>
-      </w:pPr>
-      <w:r>
-        <w:rPr>
-          <w:lang w:val="ar_AE" w:bidi="ar_AE"/>
-        </w:rPr>
-      </w:r>
-      <w:r>
-        <w:rPr>
-          <w:vertAlign w:val="superscript"/>
-          <w:lang w:val="ar_AE" w:bidi="ar_AE"/>
-        </w:rPr>
-        <w:t>15</w:t>
-      </w:r>
-      <w:r>
-        <w:rPr>
-          <w:lang w:val="ar_AE" w:bidi="ar_AE"/>
-        </w:rPr>
-        <w:t xml:space="preserve"> لأَنَّ الرَّبَّ قَدْ رَفَعَ عَنْكِ حُكْمَ قَضَائِهِ وَرَدَّ عَنْكِ أَعْدَاءَكِ. إِنَّ الرَّبَّ مَلِكَ إِسْرَائِيلَ هُوَ فِي وَسَطِكِ، فَلا تَخْشَيْ شَرّاً فِي مَا بَعْدُ.</w:t>
-      </w:r>
-      <w:r>
-        <w:rPr>
-          <w:lang w:val="ar_AE" w:bidi="ar_AE"/>
-        </w:rPr>
-      </w:r>
-      <w:r>
-        <w:rPr>
-          <w:lang w:val="ar_AE" w:bidi="ar_AE"/>
-        </w:rPr>
-      </w:r>
-    </w:p>
-    <w:p>
-      <w:pPr>
-        <w:bidi/>
-      </w:pPr>
-      <w:r>
-        <w:rPr>
-          <w:lang w:val="ar_AE" w:bidi="ar_AE"/>
-        </w:rPr>
-      </w:r>
-    </w:p>
-    <w:p>
-      <w:pPr>
-        <w:bidi/>
-      </w:pPr>
-      <w:r>
-        <w:rPr>
-          <w:lang w:val="ar_AE" w:bidi="ar_AE"/>
-        </w:rPr>
-      </w:r>
-      <w:r>
-        <w:rPr>
-          <w:vertAlign w:val="superscript"/>
-          <w:lang w:val="ar_AE" w:bidi="ar_AE"/>
-        </w:rPr>
-        <w:t>16</w:t>
-      </w:r>
-      <w:r>
-        <w:rPr>
-          <w:lang w:val="ar_AE" w:bidi="ar_AE"/>
-        </w:rPr>
-        <w:t xml:space="preserve"> وَيُقَالُ فِي ذَلِكَ الْيَوْمِ لأُورُشَلِيمَ: لَا تَخَافِي يَا صِهْيَوْنُ، وَلا تَرْتَخِ يَدَاكِ.</w:t>
-      </w:r>
-      <w:r>
-        <w:rPr>
-          <w:lang w:val="ar_AE" w:bidi="ar_AE"/>
-        </w:rPr>
-      </w:r>
-      <w:r>
-        <w:rPr>
-          <w:lang w:val="ar_AE" w:bidi="ar_AE"/>
-        </w:rPr>
-      </w:r>
-    </w:p>
-    <w:p>
-      <w:pPr>
-        <w:bidi/>
-      </w:pPr>
-      <w:r>
-        <w:rPr>
-          <w:lang w:val="ar_AE" w:bidi="ar_AE"/>
-        </w:rPr>
-      </w:r>
-    </w:p>
-    <w:p>
-      <w:pPr>
-        <w:bidi/>
-      </w:pPr>
-      <w:r>
-        <w:rPr>
-          <w:lang w:val="ar_AE" w:bidi="ar_AE"/>
-        </w:rPr>
-      </w:r>
-      <w:r>
-        <w:rPr>
-          <w:vertAlign w:val="superscript"/>
-          <w:lang w:val="ar_AE" w:bidi="ar_AE"/>
-        </w:rPr>
-        <w:t>17</w:t>
-      </w:r>
-      <w:r>
-        <w:rPr>
-          <w:lang w:val="ar_AE" w:bidi="ar_AE"/>
-        </w:rPr>
-        <w:t xml:space="preserve"> فَالرَّبُّ إِلَهُكِ فِي وَسَطِكِ، جَبَّارٌ يُخَلِّصُ. يُسَرُّ فَرَحاً بِكِ، وَيُجَدِّدُ بِمَحَبَّتِهِ حَيَاتَكِ، وَيَبْتَهِجُ بِكِ مُتَرَنِّماً.</w:t>
-      </w:r>
-      <w:r>
-        <w:rPr>
-          <w:lang w:val="ar_AE" w:bidi="ar_AE"/>
-        </w:rPr>
-      </w:r>
-      <w:r>
-        <w:rPr>
-          <w:lang w:val="ar_AE" w:bidi="ar_AE"/>
-        </w:rPr>
-      </w:r>
-    </w:p>
-    <w:p>
-      <w:pPr>
-        <w:bidi/>
-      </w:pPr>
-      <w:r>
-        <w:rPr>
-          <w:lang w:val="ar_AE" w:bidi="ar_AE"/>
-        </w:rPr>
-      </w:r>
-    </w:p>
-    <w:p>
-      <w:pPr>
-        <w:bidi/>
-      </w:pPr>
-      <w:r>
-        <w:rPr>
-          <w:lang w:val="ar_AE" w:bidi="ar_AE"/>
-        </w:rPr>
-      </w:r>
-      <w:r>
-        <w:rPr>
-          <w:vertAlign w:val="superscript"/>
-          <w:lang w:val="ar_AE" w:bidi="ar_AE"/>
-        </w:rPr>
-        <w:t>18</w:t>
-      </w:r>
-      <w:r>
-        <w:rPr>
-          <w:lang w:val="ar_AE" w:bidi="ar_AE"/>
-        </w:rPr>
-        <w:t xml:space="preserve"> وَكَمَا فِي يَوْمِ مَوْسِمِ عِيدٍ، أُزِيلُ عَنْكِ بَلايَاكِ، فَلا تَتَحَمَّلِينَ مِنْ أَجْلِهَا أَيَّ عَارٍ.</w:t>
-      </w:r>
-      <w:r>
-        <w:rPr>
-          <w:lang w:val="ar_AE" w:bidi="ar_AE"/>
-        </w:rPr>
-      </w:r>
-      <w:r>
-        <w:rPr>
-          <w:lang w:val="ar_AE" w:bidi="ar_AE"/>
-        </w:rPr>
-      </w:r>
-    </w:p>
-    <w:p>
-      <w:pPr>
-        <w:bidi/>
-      </w:pPr>
-      <w:r>
-        <w:rPr>
-          <w:lang w:val="ar_AE" w:bidi="ar_AE"/>
-        </w:rPr>
-      </w:r>
-    </w:p>
-    <w:p>
-      <w:pPr>
-        <w:bidi/>
-      </w:pPr>
-      <w:r>
-        <w:rPr>
-          <w:lang w:val="ar_AE" w:bidi="ar_AE"/>
-        </w:rPr>
-      </w:r>
-      <w:r>
-        <w:rPr>
-          <w:vertAlign w:val="superscript"/>
-          <w:lang w:val="ar_AE" w:bidi="ar_AE"/>
-        </w:rPr>
-        <w:t>19</w:t>
-      </w:r>
-      <w:r>
-        <w:rPr>
-          <w:lang w:val="ar_AE" w:bidi="ar_AE"/>
-        </w:rPr>
-        <w:t xml:space="preserve"> فِي ذَلِكَ الْوَقْتِ أُعَاقِبُ الَّذِينَ ضَايَقُوكِ، وَأُخَلِّصُ الأَعْرَجَ، وَأُعِيدُ الْمَسْبِيَّ، وَأُغْدِقُ عَلَيْهِمْ مَدْحاً وَشَرَفاً فِي كُلِّ أَرْضٍ تَعَرَّضُوا فِيهَا لِلْخِزْيِ.</w:t>
-      </w:r>
-      <w:r>
-        <w:rPr>
-          <w:lang w:val="ar_AE" w:bidi="ar_AE"/>
-        </w:rPr>
-      </w:r>
-      <w:r>
-        <w:rPr>
-          <w:lang w:val="ar_AE" w:bidi="ar_AE"/>
-        </w:rPr>
-      </w:r>
-    </w:p>
-    <w:p>
-      <w:pPr>
-        <w:bidi/>
-      </w:pPr>
-      <w:r>
-        <w:rPr>
-          <w:lang w:val="ar_AE" w:bidi="ar_AE"/>
-        </w:rPr>
-      </w:r>
-    </w:p>
-    <w:p>
-      <w:pPr>
-        <w:bidi/>
-      </w:pPr>
-      <w:r>
-        <w:rPr>
-          <w:lang w:val="ar_AE" w:bidi="ar_AE"/>
-        </w:rPr>
-      </w:r>
-      <w:r>
-        <w:rPr>
-          <w:vertAlign w:val="superscript"/>
+          <w:rtl/>
+          <w:cs/>
           <w:lang w:val="ar_AE" w:bidi="ar_AE"/>
         </w:rPr>
         <w:t>20</w:t>
       </w:r>
       <w:r>
         <w:rPr>
+          <w:rtl/>
+          <w:cs/>
           <w:lang w:val="ar_AE" w:bidi="ar_AE"/>
         </w:rPr>
         <w:t xml:space="preserve"> فِي ذَلِكَ الْوَقْتِ أَجْمَعُكُمْ مِنَ الشَّتَاتِ وَأُعِيدُكُمْ إِلَى مَوْطِنِكُمْ، وَأَجْعَلُ لَكُمْ مَقَاماً شَرِيفاً مَحْمُوداً بَيْنَ جَمِيعِ شُعُوبِ الأَرْضِ، حِينَ أَرُدُّ لَكُمُ ازْدِهَارَكُمْ. هَكَذَا قَالَ الرَّبُّ.</w:t>
-      </w:r>
-      <w:r>
-        <w:rPr>
-          <w:lang w:val="ar_AE" w:bidi="ar_AE"/>
-        </w:rPr>
-      </w:r>
-      <w:r>
-        <w:rPr>
-          <w:lang w:val="ar_AE" w:bidi="ar_AE"/>
-        </w:rPr>
       </w:r>
     </w:p>
     <w:sectPr>
